--- a/webapp/templates/word/Contrato_Aprendizaje_Lectivo_Diaco.docx
+++ b/webapp/templates/word/Contrato_Aprendizaje_Lectivo_Diaco.docx
@@ -198,23 +198,7 @@
                 <w:rFonts w:ascii="Calibri Light" w:hAnsi="Calibri Light" w:cs="Calibri Light"/>
                 <w:snapToGrid w:val="0"/>
               </w:rPr>
-              <w:t xml:space="preserve">CALLE 93 B </w:t>
-            </w:r>
-            <w:proofErr w:type="spellStart"/>
-            <w:r>
-              <w:rPr>
-                <w:rFonts w:ascii="Calibri Light" w:hAnsi="Calibri Light" w:cs="Calibri Light"/>
-                <w:snapToGrid w:val="0"/>
-              </w:rPr>
-              <w:t>N°</w:t>
-            </w:r>
-            <w:proofErr w:type="spellEnd"/>
-            <w:r>
-              <w:rPr>
-                <w:rFonts w:ascii="Calibri Light" w:hAnsi="Calibri Light" w:cs="Calibri Light"/>
-                <w:snapToGrid w:val="0"/>
-              </w:rPr>
-              <w:t xml:space="preserve"> 18- 12 </w:t>
+              <w:t xml:space="preserve">CALLE 93 B N° 18- 12 </w:t>
             </w:r>
           </w:p>
         </w:tc>
@@ -594,21 +578,7 @@
               <w:rPr>
                 <w:rFonts w:ascii="Calibri" w:eastAsia="Calibri" w:hAnsi="Calibri" w:cs="Calibri"/>
               </w:rPr>
-              <w:t>[[</w:t>
-            </w:r>
-            <w:proofErr w:type="spellStart"/>
-            <w:r>
-              <w:rPr>
-                <w:rFonts w:ascii="Calibri" w:eastAsia="Calibri" w:hAnsi="Calibri" w:cs="Calibri"/>
-              </w:rPr>
-              <w:t>FechaNacimiento</w:t>
-            </w:r>
-            <w:proofErr w:type="spellEnd"/>
-            <w:r>
-              <w:rPr>
-                <w:rFonts w:ascii="Calibri" w:eastAsia="Calibri" w:hAnsi="Calibri" w:cs="Calibri"/>
-              </w:rPr>
-              <w:t>]]</w:t>
+              <w:t>[[FechaNacimiento]]</w:t>
             </w:r>
           </w:p>
         </w:tc>
@@ -653,21 +623,7 @@
               <w:rPr>
                 <w:rFonts w:ascii="Calibri" w:eastAsia="Calibri" w:hAnsi="Calibri" w:cs="Calibri"/>
               </w:rPr>
-              <w:t>[[</w:t>
-            </w:r>
-            <w:proofErr w:type="spellStart"/>
-            <w:r>
-              <w:rPr>
-                <w:rFonts w:ascii="Calibri" w:eastAsia="Calibri" w:hAnsi="Calibri" w:cs="Calibri"/>
-              </w:rPr>
-              <w:t>Direccion</w:t>
-            </w:r>
-            <w:proofErr w:type="spellEnd"/>
-            <w:r>
-              <w:rPr>
-                <w:rFonts w:ascii="Calibri" w:eastAsia="Calibri" w:hAnsi="Calibri" w:cs="Calibri"/>
-              </w:rPr>
-              <w:t>]]</w:t>
+              <w:t>[[Direccion]]</w:t>
             </w:r>
           </w:p>
         </w:tc>
@@ -715,21 +671,7 @@
               <w:rPr>
                 <w:rFonts w:ascii="Calibri" w:eastAsia="Calibri" w:hAnsi="Calibri" w:cs="Calibri"/>
               </w:rPr>
-              <w:t>[[</w:t>
-            </w:r>
-            <w:proofErr w:type="spellStart"/>
-            <w:r>
-              <w:rPr>
-                <w:rFonts w:ascii="Calibri" w:eastAsia="Calibri" w:hAnsi="Calibri" w:cs="Calibri"/>
-              </w:rPr>
-              <w:t>Telefono</w:t>
-            </w:r>
-            <w:proofErr w:type="spellEnd"/>
-            <w:r>
-              <w:rPr>
-                <w:rFonts w:ascii="Calibri" w:eastAsia="Calibri" w:hAnsi="Calibri" w:cs="Calibri"/>
-              </w:rPr>
-              <w:t>]]</w:t>
+              <w:t>[[Telefono]]</w:t>
             </w:r>
           </w:p>
         </w:tc>
@@ -777,14 +719,7 @@
               <w:rPr>
                 <w:rFonts w:ascii="Calibri" w:eastAsia="Calibri" w:hAnsi="Calibri" w:cs="Calibri"/>
               </w:rPr>
-              <w:t>[[</w:t>
-            </w:r>
-            <w:proofErr w:type="spellStart"/>
-            <w:r>
-              <w:rPr>
-                <w:rFonts w:ascii="Calibri" w:eastAsia="Calibri" w:hAnsi="Calibri" w:cs="Calibri"/>
-              </w:rPr>
-              <w:t>Fecha</w:t>
+              <w:t>[[Fecha</w:t>
             </w:r>
             <w:r>
               <w:rPr>
@@ -792,7 +727,6 @@
               </w:rPr>
               <w:t>Ingreso</w:t>
             </w:r>
-            <w:proofErr w:type="spellEnd"/>
             <w:r>
               <w:rPr>
                 <w:rFonts w:ascii="Calibri" w:eastAsia="Calibri" w:hAnsi="Calibri" w:cs="Calibri"/>
@@ -846,14 +780,7 @@
               <w:rPr>
                 <w:rFonts w:ascii="Calibri" w:eastAsia="Calibri" w:hAnsi="Calibri" w:cs="Calibri"/>
               </w:rPr>
-              <w:t>[[</w:t>
-            </w:r>
-            <w:proofErr w:type="spellStart"/>
-            <w:r>
-              <w:rPr>
-                <w:rFonts w:ascii="Calibri" w:eastAsia="Calibri" w:hAnsi="Calibri" w:cs="Calibri"/>
-              </w:rPr>
-              <w:t>Fecha</w:t>
+              <w:t>[[Fecha</w:t>
             </w:r>
             <w:r>
               <w:rPr>
@@ -861,7 +788,6 @@
               </w:rPr>
               <w:t>Salida</w:t>
             </w:r>
-            <w:proofErr w:type="spellEnd"/>
             <w:r>
               <w:rPr>
                 <w:rFonts w:ascii="Calibri" w:eastAsia="Calibri" w:hAnsi="Calibri" w:cs="Calibri"/>
@@ -943,21 +869,7 @@
               <w:rPr>
                 <w:rFonts w:ascii="Calibri" w:eastAsia="Calibri" w:hAnsi="Calibri" w:cs="Calibri"/>
               </w:rPr>
-              <w:t>[[</w:t>
-            </w:r>
-            <w:proofErr w:type="spellStart"/>
-            <w:r>
-              <w:rPr>
-                <w:rFonts w:ascii="Calibri" w:eastAsia="Calibri" w:hAnsi="Calibri" w:cs="Calibri"/>
-              </w:rPr>
-              <w:t>Institucion</w:t>
-            </w:r>
-            <w:proofErr w:type="spellEnd"/>
-            <w:r>
-              <w:rPr>
-                <w:rFonts w:ascii="Calibri" w:eastAsia="Calibri" w:hAnsi="Calibri" w:cs="Calibri"/>
-              </w:rPr>
-              <w:t>]]</w:t>
+              <w:t>[[Institucion]]</w:t>
             </w:r>
           </w:p>
         </w:tc>
@@ -1176,7 +1088,6 @@
         </w:rPr>
         <w:t>[[</w:t>
       </w:r>
-      <w:proofErr w:type="spellStart"/>
       <w:r>
         <w:rPr>
           <w:rFonts w:ascii="Calibri" w:eastAsia="Calibri" w:hAnsi="Calibri" w:cs="Calibri"/>
@@ -1189,7 +1100,6 @@
         </w:rPr>
         <w:t>Expedicion</w:t>
       </w:r>
-      <w:proofErr w:type="spellEnd"/>
       <w:r>
         <w:rPr>
           <w:rFonts w:ascii="Calibri" w:eastAsia="Calibri" w:hAnsi="Calibri" w:cs="Calibri"/>
@@ -1365,21 +1275,7 @@
         <w:rPr>
           <w:rFonts w:ascii="Calibri" w:eastAsia="Calibri" w:hAnsi="Calibri" w:cs="Calibri"/>
         </w:rPr>
-        <w:t>[[</w:t>
-      </w:r>
-      <w:proofErr w:type="spellStart"/>
-      <w:r>
-        <w:rPr>
-          <w:rFonts w:ascii="Calibri" w:eastAsia="Calibri" w:hAnsi="Calibri" w:cs="Calibri"/>
-        </w:rPr>
-        <w:t>Institucion</w:t>
-      </w:r>
-      <w:proofErr w:type="spellEnd"/>
-      <w:r>
-        <w:rPr>
-          <w:rFonts w:ascii="Calibri" w:eastAsia="Calibri" w:hAnsi="Calibri" w:cs="Calibri"/>
-        </w:rPr>
-        <w:t>]]</w:t>
+        <w:t>[[Institucion]]</w:t>
       </w:r>
       <w:r>
         <w:rPr>
@@ -6527,7 +6423,21 @@
           <w:rFonts w:ascii="Calibri Light" w:hAnsi="Calibri Light" w:cs="Calibri Light"/>
           <w:b/>
         </w:rPr>
-        <w:t>24 DE SEPTIEMBRE DEL 2025 AL 12 DE NOVIEMBRE DEL 2026</w:t>
+        <w:t>[[FechaIngreso]]</w:t>
+      </w:r>
+      <w:r>
+        <w:rPr>
+          <w:rFonts w:ascii="Calibri Light" w:hAnsi="Calibri Light" w:cs="Calibri Light"/>
+          <w:b/>
+        </w:rPr>
+        <w:t xml:space="preserve"> AL </w:t>
+      </w:r>
+      <w:r>
+        <w:rPr>
+          <w:rFonts w:ascii="Calibri Light" w:hAnsi="Calibri Light" w:cs="Calibri Light"/>
+          <w:b/>
+        </w:rPr>
+        <w:t>[[FechaSalida]]</w:t>
       </w:r>
       <w:r>
         <w:rPr>
@@ -6570,13 +6480,7 @@
         <w:rPr>
           <w:rFonts w:ascii="Calibri Light" w:hAnsi="Calibri Light" w:cs="Calibri Light"/>
         </w:rPr>
-        <w:t>veinticuatro (24) de septiembre de 2025</w:t>
-      </w:r>
-      <w:r>
-        <w:rPr>
-          <w:rFonts w:ascii="Calibri Light" w:hAnsi="Calibri Light" w:cs="Calibri Light"/>
-        </w:rPr>
-        <w:t>,</w:t>
+        <w:t>[[FechaLarga]]</w:t>
       </w:r>
     </w:p>
     <w:p>
@@ -12133,26 +12037,6 @@
 </file>
 
 <file path=customXml/item1.xml><?xml version="1.0" encoding="utf-8"?>
-<p:properties xmlns:p="http://schemas.microsoft.com/office/2006/metadata/properties" xmlns:xsi="http://www.w3.org/2001/XMLSchema-instance" xmlns:pc="http://schemas.microsoft.com/office/infopath/2007/PartnerControls">
-  <documentManagement>
-    <TaxCatchAll xmlns="066ccb5b-8359-4381-bc69-015bbf4ecd57" xsi:nil="true"/>
-    <lcf76f155ced4ddcb4097134ff3c332f xmlns="d861acd4-5958-4b32-8562-fdadb39bd713">
-      <Terms xmlns="http://schemas.microsoft.com/office/infopath/2007/PartnerControls"/>
-    </lcf76f155ced4ddcb4097134ff3c332f>
-  </documentManagement>
-</p:properties>
-</file>
-
-<file path=customXml/item2.xml><?xml version="1.0" encoding="utf-8"?>
-<?mso-contentType ?>
-<FormTemplates xmlns="http://schemas.microsoft.com/sharepoint/v3/contenttype/forms">
-  <Display>DocumentLibraryForm</Display>
-  <Edit>DocumentLibraryForm</Edit>
-  <New>DocumentLibraryForm</New>
-</FormTemplates>
-</file>
-
-<file path=customXml/item3.xml><?xml version="1.0" encoding="utf-8"?>
 <ct:contentTypeSchema xmlns:ct="http://schemas.microsoft.com/office/2006/metadata/contentType" xmlns:ma="http://schemas.microsoft.com/office/2006/metadata/properties/metaAttributes" ct:_="" ma:_="" ma:contentTypeName="Documento" ma:contentTypeID="0x010100ADC0E8C736599C42A26D8B6E813C34E2" ma:contentTypeVersion="13" ma:contentTypeDescription="Crear nuevo documento." ma:contentTypeScope="" ma:versionID="527b740b011a8c1f4203bc2a72baddff">
   <xsd:schema xmlns:xsd="http://www.w3.org/2001/XMLSchema" xmlns:xs="http://www.w3.org/2001/XMLSchema" xmlns:p="http://schemas.microsoft.com/office/2006/metadata/properties" xmlns:ns2="d861acd4-5958-4b32-8562-fdadb39bd713" xmlns:ns3="066ccb5b-8359-4381-bc69-015bbf4ecd57" targetNamespace="http://schemas.microsoft.com/office/2006/metadata/properties" ma:root="true" ma:fieldsID="82503d6bf42c5ec6721763a5eb501459" ns2:_="" ns3:_="">
     <xsd:import namespace="d861acd4-5958-4b32-8562-fdadb39bd713"/>
@@ -12359,26 +12243,27 @@
 </ct:contentTypeSchema>
 </file>
 
-<file path=customXml/itemProps1.xml><?xml version="1.0" encoding="utf-8"?>
-<ds:datastoreItem xmlns:ds="http://schemas.openxmlformats.org/officeDocument/2006/customXml" ds:itemID="{C1A1430D-66B4-46C8-9ABC-B4ED2BE74C3C}">
-  <ds:schemaRefs>
-    <ds:schemaRef ds:uri="http://schemas.microsoft.com/office/2006/metadata/properties"/>
-    <ds:schemaRef ds:uri="http://schemas.microsoft.com/office/infopath/2007/PartnerControls"/>
-    <ds:schemaRef ds:uri="066ccb5b-8359-4381-bc69-015bbf4ecd57"/>
-    <ds:schemaRef ds:uri="d861acd4-5958-4b32-8562-fdadb39bd713"/>
-  </ds:schemaRefs>
-</ds:datastoreItem>
+<file path=customXml/item2.xml><?xml version="1.0" encoding="utf-8"?>
+<?mso-contentType ?>
+<FormTemplates xmlns="http://schemas.microsoft.com/sharepoint/v3/contenttype/forms">
+  <Display>DocumentLibraryForm</Display>
+  <Edit>DocumentLibraryForm</Edit>
+  <New>DocumentLibraryForm</New>
+</FormTemplates>
 </file>
 
-<file path=customXml/itemProps2.xml><?xml version="1.0" encoding="utf-8"?>
-<ds:datastoreItem xmlns:ds="http://schemas.openxmlformats.org/officeDocument/2006/customXml" ds:itemID="{9224B5AD-2AA2-4170-B0F2-AB98E2632C94}">
-  <ds:schemaRefs>
-    <ds:schemaRef ds:uri="http://schemas.microsoft.com/sharepoint/v3/contenttype/forms"/>
-  </ds:schemaRefs>
-</ds:datastoreItem>
+<file path=customXml/item3.xml><?xml version="1.0" encoding="utf-8"?>
+<p:properties xmlns:p="http://schemas.microsoft.com/office/2006/metadata/properties" xmlns:xsi="http://www.w3.org/2001/XMLSchema-instance" xmlns:pc="http://schemas.microsoft.com/office/infopath/2007/PartnerControls">
+  <documentManagement>
+    <TaxCatchAll xmlns="066ccb5b-8359-4381-bc69-015bbf4ecd57" xsi:nil="true"/>
+    <lcf76f155ced4ddcb4097134ff3c332f xmlns="d861acd4-5958-4b32-8562-fdadb39bd713">
+      <Terms xmlns="http://schemas.microsoft.com/office/infopath/2007/PartnerControls"/>
+    </lcf76f155ced4ddcb4097134ff3c332f>
+  </documentManagement>
+</p:properties>
 </file>
 
-<file path=customXml/itemProps3.xml><?xml version="1.0" encoding="utf-8"?>
+<file path=customXml/itemProps1.xml><?xml version="1.0" encoding="utf-8"?>
 <ds:datastoreItem xmlns:ds="http://schemas.openxmlformats.org/officeDocument/2006/customXml" ds:itemID="{F7124DEF-F927-4FD5-8347-44E7790B27C3}">
   <ds:schemaRefs>
     <ds:schemaRef ds:uri="http://schemas.microsoft.com/office/2006/metadata/contentType"/>
@@ -12395,4 +12280,23 @@
     <ds:schemaRef ds:uri="http://schemas.microsoft.com/internal/obd"/>
   </ds:schemaRefs>
 </ds:datastoreItem>
+</file>
+
+<file path=customXml/itemProps2.xml><?xml version="1.0" encoding="utf-8"?>
+<ds:datastoreItem xmlns:ds="http://schemas.openxmlformats.org/officeDocument/2006/customXml" ds:itemID="{9224B5AD-2AA2-4170-B0F2-AB98E2632C94}">
+  <ds:schemaRefs>
+    <ds:schemaRef ds:uri="http://schemas.microsoft.com/sharepoint/v3/contenttype/forms"/>
+  </ds:schemaRefs>
+</ds:datastoreItem>
+</file>
+
+<file path=customXml/itemProps3.xml><?xml version="1.0" encoding="utf-8"?>
+<ds:datastoreItem xmlns:ds="http://schemas.openxmlformats.org/officeDocument/2006/customXml" ds:itemID="{C1A1430D-66B4-46C8-9ABC-B4ED2BE74C3C}">
+  <ds:schemaRefs>
+    <ds:schemaRef ds:uri="http://schemas.microsoft.com/office/2006/metadata/properties"/>
+    <ds:schemaRef ds:uri="http://schemas.microsoft.com/office/infopath/2007/PartnerControls"/>
+    <ds:schemaRef ds:uri="066ccb5b-8359-4381-bc69-015bbf4ecd57"/>
+    <ds:schemaRef ds:uri="d861acd4-5958-4b32-8562-fdadb39bd713"/>
+  </ds:schemaRefs>
+</ds:datastoreItem>
 </file>
--- a/webapp/templates/word/Contrato_Aprendizaje_Lectivo_Diaco.docx
+++ b/webapp/templates/word/Contrato_Aprendizaje_Lectivo_Diaco.docx
@@ -912,6 +912,24 @@
                 <w:bCs/>
               </w:rPr>
             </w:pPr>
+            <w:r>
+              <w:rPr>
+                <w:rFonts w:ascii="Calibri" w:eastAsia="Calibri" w:hAnsi="Calibri" w:cs="Calibri"/>
+              </w:rPr>
+              <w:t>[[</w:t>
+            </w:r>
+            <w:r>
+              <w:rPr>
+                <w:rFonts w:ascii="Calibri" w:eastAsia="Calibri" w:hAnsi="Calibri" w:cs="Calibri"/>
+              </w:rPr>
+              <w:t>Nit</w:t>
+            </w:r>
+            <w:r>
+              <w:rPr>
+                <w:rFonts w:ascii="Calibri" w:eastAsia="Calibri" w:hAnsi="Calibri" w:cs="Calibri"/>
+              </w:rPr>
+              <w:t>]]</w:t>
+            </w:r>
           </w:p>
         </w:tc>
       </w:tr>
@@ -12037,6 +12055,26 @@
 </file>
 
 <file path=customXml/item1.xml><?xml version="1.0" encoding="utf-8"?>
+<p:properties xmlns:p="http://schemas.microsoft.com/office/2006/metadata/properties" xmlns:xsi="http://www.w3.org/2001/XMLSchema-instance" xmlns:pc="http://schemas.microsoft.com/office/infopath/2007/PartnerControls">
+  <documentManagement>
+    <TaxCatchAll xmlns="066ccb5b-8359-4381-bc69-015bbf4ecd57" xsi:nil="true"/>
+    <lcf76f155ced4ddcb4097134ff3c332f xmlns="d861acd4-5958-4b32-8562-fdadb39bd713">
+      <Terms xmlns="http://schemas.microsoft.com/office/infopath/2007/PartnerControls"/>
+    </lcf76f155ced4ddcb4097134ff3c332f>
+  </documentManagement>
+</p:properties>
+</file>
+
+<file path=customXml/item2.xml><?xml version="1.0" encoding="utf-8"?>
+<?mso-contentType ?>
+<FormTemplates xmlns="http://schemas.microsoft.com/sharepoint/v3/contenttype/forms">
+  <Display>DocumentLibraryForm</Display>
+  <Edit>DocumentLibraryForm</Edit>
+  <New>DocumentLibraryForm</New>
+</FormTemplates>
+</file>
+
+<file path=customXml/item3.xml><?xml version="1.0" encoding="utf-8"?>
 <ct:contentTypeSchema xmlns:ct="http://schemas.microsoft.com/office/2006/metadata/contentType" xmlns:ma="http://schemas.microsoft.com/office/2006/metadata/properties/metaAttributes" ct:_="" ma:_="" ma:contentTypeName="Documento" ma:contentTypeID="0x010100ADC0E8C736599C42A26D8B6E813C34E2" ma:contentTypeVersion="13" ma:contentTypeDescription="Crear nuevo documento." ma:contentTypeScope="" ma:versionID="527b740b011a8c1f4203bc2a72baddff">
   <xsd:schema xmlns:xsd="http://www.w3.org/2001/XMLSchema" xmlns:xs="http://www.w3.org/2001/XMLSchema" xmlns:p="http://schemas.microsoft.com/office/2006/metadata/properties" xmlns:ns2="d861acd4-5958-4b32-8562-fdadb39bd713" xmlns:ns3="066ccb5b-8359-4381-bc69-015bbf4ecd57" targetNamespace="http://schemas.microsoft.com/office/2006/metadata/properties" ma:root="true" ma:fieldsID="82503d6bf42c5ec6721763a5eb501459" ns2:_="" ns3:_="">
     <xsd:import namespace="d861acd4-5958-4b32-8562-fdadb39bd713"/>
@@ -12243,27 +12281,26 @@
 </ct:contentTypeSchema>
 </file>
 
-<file path=customXml/item2.xml><?xml version="1.0" encoding="utf-8"?>
-<?mso-contentType ?>
-<FormTemplates xmlns="http://schemas.microsoft.com/sharepoint/v3/contenttype/forms">
-  <Display>DocumentLibraryForm</Display>
-  <Edit>DocumentLibraryForm</Edit>
-  <New>DocumentLibraryForm</New>
-</FormTemplates>
+<file path=customXml/itemProps1.xml><?xml version="1.0" encoding="utf-8"?>
+<ds:datastoreItem xmlns:ds="http://schemas.openxmlformats.org/officeDocument/2006/customXml" ds:itemID="{C1A1430D-66B4-46C8-9ABC-B4ED2BE74C3C}">
+  <ds:schemaRefs>
+    <ds:schemaRef ds:uri="http://schemas.microsoft.com/office/2006/metadata/properties"/>
+    <ds:schemaRef ds:uri="http://schemas.microsoft.com/office/infopath/2007/PartnerControls"/>
+    <ds:schemaRef ds:uri="066ccb5b-8359-4381-bc69-015bbf4ecd57"/>
+    <ds:schemaRef ds:uri="d861acd4-5958-4b32-8562-fdadb39bd713"/>
+  </ds:schemaRefs>
+</ds:datastoreItem>
 </file>
 
-<file path=customXml/item3.xml><?xml version="1.0" encoding="utf-8"?>
-<p:properties xmlns:p="http://schemas.microsoft.com/office/2006/metadata/properties" xmlns:xsi="http://www.w3.org/2001/XMLSchema-instance" xmlns:pc="http://schemas.microsoft.com/office/infopath/2007/PartnerControls">
-  <documentManagement>
-    <TaxCatchAll xmlns="066ccb5b-8359-4381-bc69-015bbf4ecd57" xsi:nil="true"/>
-    <lcf76f155ced4ddcb4097134ff3c332f xmlns="d861acd4-5958-4b32-8562-fdadb39bd713">
-      <Terms xmlns="http://schemas.microsoft.com/office/infopath/2007/PartnerControls"/>
-    </lcf76f155ced4ddcb4097134ff3c332f>
-  </documentManagement>
-</p:properties>
+<file path=customXml/itemProps2.xml><?xml version="1.0" encoding="utf-8"?>
+<ds:datastoreItem xmlns:ds="http://schemas.openxmlformats.org/officeDocument/2006/customXml" ds:itemID="{9224B5AD-2AA2-4170-B0F2-AB98E2632C94}">
+  <ds:schemaRefs>
+    <ds:schemaRef ds:uri="http://schemas.microsoft.com/sharepoint/v3/contenttype/forms"/>
+  </ds:schemaRefs>
+</ds:datastoreItem>
 </file>
 
-<file path=customXml/itemProps1.xml><?xml version="1.0" encoding="utf-8"?>
+<file path=customXml/itemProps3.xml><?xml version="1.0" encoding="utf-8"?>
 <ds:datastoreItem xmlns:ds="http://schemas.openxmlformats.org/officeDocument/2006/customXml" ds:itemID="{F7124DEF-F927-4FD5-8347-44E7790B27C3}">
   <ds:schemaRefs>
     <ds:schemaRef ds:uri="http://schemas.microsoft.com/office/2006/metadata/contentType"/>
@@ -12280,23 +12317,4 @@
     <ds:schemaRef ds:uri="http://schemas.microsoft.com/internal/obd"/>
   </ds:schemaRefs>
 </ds:datastoreItem>
-</file>
-
-<file path=customXml/itemProps2.xml><?xml version="1.0" encoding="utf-8"?>
-<ds:datastoreItem xmlns:ds="http://schemas.openxmlformats.org/officeDocument/2006/customXml" ds:itemID="{9224B5AD-2AA2-4170-B0F2-AB98E2632C94}">
-  <ds:schemaRefs>
-    <ds:schemaRef ds:uri="http://schemas.microsoft.com/sharepoint/v3/contenttype/forms"/>
-  </ds:schemaRefs>
-</ds:datastoreItem>
-</file>
-
-<file path=customXml/itemProps3.xml><?xml version="1.0" encoding="utf-8"?>
-<ds:datastoreItem xmlns:ds="http://schemas.openxmlformats.org/officeDocument/2006/customXml" ds:itemID="{C1A1430D-66B4-46C8-9ABC-B4ED2BE74C3C}">
-  <ds:schemaRefs>
-    <ds:schemaRef ds:uri="http://schemas.microsoft.com/office/2006/metadata/properties"/>
-    <ds:schemaRef ds:uri="http://schemas.microsoft.com/office/infopath/2007/PartnerControls"/>
-    <ds:schemaRef ds:uri="066ccb5b-8359-4381-bc69-015bbf4ecd57"/>
-    <ds:schemaRef ds:uri="d861acd4-5958-4b32-8562-fdadb39bd713"/>
-  </ds:schemaRefs>
-</ds:datastoreItem>
 </file>
--- a/webapp/templates/word/Contrato_Aprendizaje_Lectivo_Diaco.docx
+++ b/webapp/templates/word/Contrato_Aprendizaje_Lectivo_Diaco.docx
@@ -1,6 +1,6 @@
 
 <file path=word/document.xml><?xml version="1.0" encoding="utf-8"?>
-<w:document xmlns:wpc="http://schemas.microsoft.com/office/word/2010/wordprocessingCanvas" xmlns:cx="http://schemas.microsoft.com/office/drawing/2014/chartex" xmlns:cx1="http://schemas.microsoft.com/office/drawing/2015/9/8/chartex" xmlns:cx2="http://schemas.microsoft.com/office/drawing/2015/10/21/chartex" xmlns:cx3="http://schemas.microsoft.com/office/drawing/2016/5/9/chartex" xmlns:cx4="http://schemas.microsoft.com/office/drawing/2016/5/10/chartex" xmlns:cx5="http://schemas.microsoft.com/office/drawing/2016/5/11/chartex" xmlns:cx6="http://schemas.microsoft.com/office/drawing/2016/5/12/chartex" xmlns:cx7="http://schemas.microsoft.com/office/drawing/2016/5/13/chartex" xmlns:cx8="http://schemas.microsoft.com/office/drawing/2016/5/14/chartex" xmlns:mc="http://schemas.openxmlformats.org/markup-compatibility/2006" xmlns:aink="http://schemas.microsoft.com/office/drawing/2016/ink" xmlns:am3d="http://schemas.microsoft.com/office/drawing/2017/model3d" xmlns:o="urn:schemas-microsoft-com:office:office" xmlns:oel="http://schemas.microsoft.com/office/2019/extlst" xmlns:r="http://schemas.openxmlformats.org/officeDocument/2006/relationships" xmlns:m="http://schemas.openxmlformats.org/officeDocument/2006/math" xmlns:v="urn:schemas-microsoft-com:vml" xmlns:wp14="http://schemas.microsoft.com/office/word/2010/wordprocessingDrawing" xmlns:wp="http://schemas.openxmlformats.org/drawingml/2006/wordprocessingDrawing" xmlns:w10="urn:schemas-microsoft-com:office:word" xmlns:w="http://schemas.openxmlformats.org/wordprocessingml/2006/main" xmlns:w14="http://schemas.microsoft.com/office/word/2010/wordml" xmlns:w15="http://schemas.microsoft.com/office/word/2012/wordml" xmlns:w16cex="http://schemas.microsoft.com/office/word/2018/wordml/cex" xmlns:w16cid="http://schemas.microsoft.com/office/word/2016/wordml/cid" xmlns:w16="http://schemas.microsoft.com/office/word/2018/wordml" xmlns:w16sdtdh="http://schemas.microsoft.com/office/word/2020/wordml/sdtdatahash" xmlns:w16se="http://schemas.microsoft.com/office/word/2015/wordml/symex" xmlns:wpg="http://schemas.microsoft.com/office/word/2010/wordprocessingGroup" xmlns:wpi="http://schemas.microsoft.com/office/word/2010/wordprocessingInk" xmlns:wne="http://schemas.microsoft.com/office/word/2006/wordml" xmlns:wps="http://schemas.microsoft.com/office/word/2010/wordprocessingShape" mc:Ignorable="w14 w15 w16se w16cid w16 w16cex w16sdtdh wp14">
+<w:document xmlns:wpc="http://schemas.microsoft.com/office/word/2010/wordprocessingCanvas" xmlns:cx="http://schemas.microsoft.com/office/drawing/2014/chartex" xmlns:cx1="http://schemas.microsoft.com/office/drawing/2015/9/8/chartex" xmlns:cx2="http://schemas.microsoft.com/office/drawing/2015/10/21/chartex" xmlns:cx3="http://schemas.microsoft.com/office/drawing/2016/5/9/chartex" xmlns:cx4="http://schemas.microsoft.com/office/drawing/2016/5/10/chartex" xmlns:cx5="http://schemas.microsoft.com/office/drawing/2016/5/11/chartex" xmlns:cx6="http://schemas.microsoft.com/office/drawing/2016/5/12/chartex" xmlns:cx7="http://schemas.microsoft.com/office/drawing/2016/5/13/chartex" xmlns:cx8="http://schemas.microsoft.com/office/drawing/2016/5/14/chartex" xmlns:mc="http://schemas.openxmlformats.org/markup-compatibility/2006" xmlns:aink="http://schemas.microsoft.com/office/drawing/2016/ink" xmlns:am3d="http://schemas.microsoft.com/office/drawing/2017/model3d" xmlns:o="urn:schemas-microsoft-com:office:office" xmlns:r="http://schemas.openxmlformats.org/officeDocument/2006/relationships" xmlns:m="http://schemas.openxmlformats.org/officeDocument/2006/math" xmlns:v="urn:schemas-microsoft-com:vml" xmlns:wp14="http://schemas.microsoft.com/office/word/2010/wordprocessingDrawing" xmlns:wp="http://schemas.openxmlformats.org/drawingml/2006/wordprocessingDrawing" xmlns:w10="urn:schemas-microsoft-com:office:word" xmlns:w="http://schemas.openxmlformats.org/wordprocessingml/2006/main" xmlns:w14="http://schemas.microsoft.com/office/word/2010/wordml" xmlns:w15="http://schemas.microsoft.com/office/word/2012/wordml" xmlns:w16cex="http://schemas.microsoft.com/office/word/2018/wordml/cex" xmlns:w16cid="http://schemas.microsoft.com/office/word/2016/wordml/cid" xmlns:w16="http://schemas.microsoft.com/office/word/2018/wordml" xmlns:w16sdtdh="http://schemas.microsoft.com/office/word/2020/wordml/sdtdatahash" xmlns:w16se="http://schemas.microsoft.com/office/word/2015/wordml/symex" xmlns:wpg="http://schemas.microsoft.com/office/word/2010/wordprocessingGroup" xmlns:wpi="http://schemas.microsoft.com/office/word/2010/wordprocessingInk" xmlns:wne="http://schemas.microsoft.com/office/word/2006/wordml" xmlns:wps="http://schemas.microsoft.com/office/word/2010/wordprocessingShape" mc:Ignorable="w14 w15 w16se w16cid w16 w16cex w16sdtdh wp14">
   <w:body>
     <w:p>
       <w:pPr>
@@ -198,7 +198,23 @@
                 <w:rFonts w:ascii="Calibri Light" w:hAnsi="Calibri Light" w:cs="Calibri Light"/>
                 <w:snapToGrid w:val="0"/>
               </w:rPr>
-              <w:t xml:space="preserve">CALLE 93 B N° 18- 12 </w:t>
+              <w:t xml:space="preserve">CALLE 93 B </w:t>
+            </w:r>
+            <w:proofErr w:type="spellStart"/>
+            <w:r>
+              <w:rPr>
+                <w:rFonts w:ascii="Calibri Light" w:hAnsi="Calibri Light" w:cs="Calibri Light"/>
+                <w:snapToGrid w:val="0"/>
+              </w:rPr>
+              <w:t>N°</w:t>
+            </w:r>
+            <w:proofErr w:type="spellEnd"/>
+            <w:r>
+              <w:rPr>
+                <w:rFonts w:ascii="Calibri Light" w:hAnsi="Calibri Light" w:cs="Calibri Light"/>
+                <w:snapToGrid w:val="0"/>
+              </w:rPr>
+              <w:t xml:space="preserve"> 18- 12 </w:t>
             </w:r>
           </w:p>
         </w:tc>
@@ -578,7 +594,27 @@
               <w:rPr>
                 <w:rFonts w:ascii="Calibri" w:eastAsia="Calibri" w:hAnsi="Calibri" w:cs="Calibri"/>
               </w:rPr>
-              <w:t>[[FechaNacimiento]]</w:t>
+              <w:t>[[</w:t>
+            </w:r>
+            <w:proofErr w:type="spellStart"/>
+            <w:r>
+              <w:rPr>
+                <w:rFonts w:ascii="Calibri" w:eastAsia="Calibri" w:hAnsi="Calibri" w:cs="Calibri"/>
+              </w:rPr>
+              <w:t>FechaNacimiento</w:t>
+            </w:r>
+            <w:r>
+              <w:rPr>
+                <w:rFonts w:ascii="Calibri" w:eastAsia="Calibri" w:hAnsi="Calibri" w:cs="Calibri"/>
+              </w:rPr>
+              <w:t>Mayus</w:t>
+            </w:r>
+            <w:proofErr w:type="spellEnd"/>
+            <w:r>
+              <w:rPr>
+                <w:rFonts w:ascii="Calibri" w:eastAsia="Calibri" w:hAnsi="Calibri" w:cs="Calibri"/>
+              </w:rPr>
+              <w:t>]]</w:t>
             </w:r>
           </w:p>
         </w:tc>
@@ -623,7 +659,21 @@
               <w:rPr>
                 <w:rFonts w:ascii="Calibri" w:eastAsia="Calibri" w:hAnsi="Calibri" w:cs="Calibri"/>
               </w:rPr>
-              <w:t>[[Direccion]]</w:t>
+              <w:t>[[</w:t>
+            </w:r>
+            <w:proofErr w:type="spellStart"/>
+            <w:r>
+              <w:rPr>
+                <w:rFonts w:ascii="Calibri" w:eastAsia="Calibri" w:hAnsi="Calibri" w:cs="Calibri"/>
+              </w:rPr>
+              <w:t>Direccion</w:t>
+            </w:r>
+            <w:proofErr w:type="spellEnd"/>
+            <w:r>
+              <w:rPr>
+                <w:rFonts w:ascii="Calibri" w:eastAsia="Calibri" w:hAnsi="Calibri" w:cs="Calibri"/>
+              </w:rPr>
+              <w:t>]]</w:t>
             </w:r>
           </w:p>
         </w:tc>
@@ -671,7 +721,21 @@
               <w:rPr>
                 <w:rFonts w:ascii="Calibri" w:eastAsia="Calibri" w:hAnsi="Calibri" w:cs="Calibri"/>
               </w:rPr>
-              <w:t>[[Telefono]]</w:t>
+              <w:t>[[</w:t>
+            </w:r>
+            <w:proofErr w:type="spellStart"/>
+            <w:r>
+              <w:rPr>
+                <w:rFonts w:ascii="Calibri" w:eastAsia="Calibri" w:hAnsi="Calibri" w:cs="Calibri"/>
+              </w:rPr>
+              <w:t>Telefono</w:t>
+            </w:r>
+            <w:proofErr w:type="spellEnd"/>
+            <w:r>
+              <w:rPr>
+                <w:rFonts w:ascii="Calibri" w:eastAsia="Calibri" w:hAnsi="Calibri" w:cs="Calibri"/>
+              </w:rPr>
+              <w:t>]]</w:t>
             </w:r>
           </w:p>
         </w:tc>
@@ -719,7 +783,14 @@
               <w:rPr>
                 <w:rFonts w:ascii="Calibri" w:eastAsia="Calibri" w:hAnsi="Calibri" w:cs="Calibri"/>
               </w:rPr>
-              <w:t>[[Fecha</w:t>
+              <w:t>[[</w:t>
+            </w:r>
+            <w:proofErr w:type="spellStart"/>
+            <w:r>
+              <w:rPr>
+                <w:rFonts w:ascii="Calibri" w:eastAsia="Calibri" w:hAnsi="Calibri" w:cs="Calibri"/>
+              </w:rPr>
+              <w:t>Fecha</w:t>
             </w:r>
             <w:r>
               <w:rPr>
@@ -727,6 +798,13 @@
               </w:rPr>
               <w:t>Ingreso</w:t>
             </w:r>
+            <w:r>
+              <w:rPr>
+                <w:rFonts w:ascii="Calibri" w:eastAsia="Calibri" w:hAnsi="Calibri" w:cs="Calibri"/>
+              </w:rPr>
+              <w:t>Mayus</w:t>
+            </w:r>
+            <w:proofErr w:type="spellEnd"/>
             <w:r>
               <w:rPr>
                 <w:rFonts w:ascii="Calibri" w:eastAsia="Calibri" w:hAnsi="Calibri" w:cs="Calibri"/>
@@ -780,7 +858,14 @@
               <w:rPr>
                 <w:rFonts w:ascii="Calibri" w:eastAsia="Calibri" w:hAnsi="Calibri" w:cs="Calibri"/>
               </w:rPr>
-              <w:t>[[Fecha</w:t>
+              <w:t>[[</w:t>
+            </w:r>
+            <w:proofErr w:type="spellStart"/>
+            <w:r>
+              <w:rPr>
+                <w:rFonts w:ascii="Calibri" w:eastAsia="Calibri" w:hAnsi="Calibri" w:cs="Calibri"/>
+              </w:rPr>
+              <w:t>Fecha</w:t>
             </w:r>
             <w:r>
               <w:rPr>
@@ -788,6 +873,13 @@
               </w:rPr>
               <w:t>Salida</w:t>
             </w:r>
+            <w:r>
+              <w:rPr>
+                <w:rFonts w:ascii="Calibri" w:eastAsia="Calibri" w:hAnsi="Calibri" w:cs="Calibri"/>
+              </w:rPr>
+              <w:t>Mayus</w:t>
+            </w:r>
+            <w:proofErr w:type="spellEnd"/>
             <w:r>
               <w:rPr>
                 <w:rFonts w:ascii="Calibri" w:eastAsia="Calibri" w:hAnsi="Calibri" w:cs="Calibri"/>
@@ -869,7 +961,27 @@
               <w:rPr>
                 <w:rFonts w:ascii="Calibri" w:eastAsia="Calibri" w:hAnsi="Calibri" w:cs="Calibri"/>
               </w:rPr>
-              <w:t>[[Institucion]]</w:t>
+              <w:t>[[</w:t>
+            </w:r>
+            <w:proofErr w:type="spellStart"/>
+            <w:r>
+              <w:rPr>
+                <w:rFonts w:ascii="Calibri" w:eastAsia="Calibri" w:hAnsi="Calibri" w:cs="Calibri"/>
+              </w:rPr>
+              <w:t>Institucion</w:t>
+            </w:r>
+            <w:r>
+              <w:rPr>
+                <w:rFonts w:ascii="Calibri" w:eastAsia="Calibri" w:hAnsi="Calibri" w:cs="Calibri"/>
+              </w:rPr>
+              <w:t>Mayus</w:t>
+            </w:r>
+            <w:proofErr w:type="spellEnd"/>
+            <w:r>
+              <w:rPr>
+                <w:rFonts w:ascii="Calibri" w:eastAsia="Calibri" w:hAnsi="Calibri" w:cs="Calibri"/>
+              </w:rPr>
+              <w:t>]]</w:t>
             </w:r>
           </w:p>
         </w:tc>
@@ -918,12 +1030,14 @@
               </w:rPr>
               <w:t>[[</w:t>
             </w:r>
+            <w:proofErr w:type="spellStart"/>
             <w:r>
               <w:rPr>
                 <w:rFonts w:ascii="Calibri" w:eastAsia="Calibri" w:hAnsi="Calibri" w:cs="Calibri"/>
               </w:rPr>
               <w:t>Nit</w:t>
             </w:r>
+            <w:proofErr w:type="spellEnd"/>
             <w:r>
               <w:rPr>
                 <w:rFonts w:ascii="Calibri" w:eastAsia="Calibri" w:hAnsi="Calibri" w:cs="Calibri"/>
@@ -1077,6 +1191,8 @@
       <w:r>
         <w:rPr>
           <w:rFonts w:ascii="Calibri" w:eastAsia="Calibri" w:hAnsi="Calibri" w:cs="Calibri"/>
+          <w:b/>
+          <w:bCs/>
         </w:rPr>
         <w:t>[[Cedula]]</w:t>
       </w:r>
@@ -1103,24 +1219,34 @@
       <w:r>
         <w:rPr>
           <w:rFonts w:ascii="Calibri" w:eastAsia="Calibri" w:hAnsi="Calibri" w:cs="Calibri"/>
+          <w:b/>
+          <w:bCs/>
         </w:rPr>
         <w:t>[[</w:t>
       </w:r>
+      <w:proofErr w:type="spellStart"/>
       <w:r>
         <w:rPr>
           <w:rFonts w:ascii="Calibri" w:eastAsia="Calibri" w:hAnsi="Calibri" w:cs="Calibri"/>
+          <w:b/>
+          <w:bCs/>
         </w:rPr>
         <w:t>Ciudad</w:t>
       </w:r>
       <w:r>
         <w:rPr>
           <w:rFonts w:ascii="Calibri" w:eastAsia="Calibri" w:hAnsi="Calibri" w:cs="Calibri"/>
+          <w:b/>
+          <w:bCs/>
         </w:rPr>
         <w:t>Expedicion</w:t>
       </w:r>
+      <w:proofErr w:type="spellEnd"/>
       <w:r>
         <w:rPr>
           <w:rFonts w:ascii="Calibri" w:eastAsia="Calibri" w:hAnsi="Calibri" w:cs="Calibri"/>
+          <w:b/>
+          <w:bCs/>
         </w:rPr>
         <w:t>]]</w:t>
       </w:r>
@@ -1128,6 +1254,7 @@
         <w:rPr>
           <w:rFonts w:ascii="Calibri Light" w:hAnsi="Calibri Light" w:cs="Calibri Light"/>
           <w:b/>
+          <w:bCs/>
         </w:rPr>
         <w:t>,</w:t>
       </w:r>
@@ -1250,50 +1377,48 @@
       <w:r>
         <w:rPr>
           <w:rFonts w:ascii="Calibri" w:eastAsia="Calibri" w:hAnsi="Calibri" w:cs="Calibri"/>
+          <w:b/>
+          <w:bCs/>
+        </w:rPr>
+        <w:t xml:space="preserve">[[Cargo]] </w:t>
+      </w:r>
+      <w:r>
+        <w:rPr>
+          <w:rFonts w:ascii="Calibri Light" w:hAnsi="Calibri Light" w:cs="Calibri Light"/>
+        </w:rPr>
+        <w:t xml:space="preserve">, la cual se impartirá en su etapa lectiva por </w:t>
+      </w:r>
+      <w:r>
+        <w:rPr>
+          <w:rFonts w:ascii="Calibri Light" w:hAnsi="Calibri Light" w:cs="Calibri Light"/>
+        </w:rPr>
+        <w:t>el  Centro de Formación Profesional</w:t>
+      </w:r>
+      <w:r>
+        <w:rPr>
+          <w:rFonts w:ascii="Calibri Light" w:hAnsi="Calibri Light" w:cs="Calibri Light"/>
+        </w:rPr>
+        <w:t xml:space="preserve"> </w:t>
+      </w:r>
+      <w:r>
+        <w:rPr>
+          <w:rFonts w:ascii="Calibri" w:eastAsia="Calibri" w:hAnsi="Calibri" w:cs="Calibri"/>
         </w:rPr>
         <w:t>[[</w:t>
       </w:r>
+      <w:proofErr w:type="spellStart"/>
       <w:r>
         <w:rPr>
           <w:rFonts w:ascii="Calibri" w:eastAsia="Calibri" w:hAnsi="Calibri" w:cs="Calibri"/>
         </w:rPr>
-        <w:t>Cargo</w:t>
-      </w:r>
+        <w:t>Institucion</w:t>
+      </w:r>
+      <w:proofErr w:type="spellEnd"/>
       <w:r>
         <w:rPr>
           <w:rFonts w:ascii="Calibri" w:eastAsia="Calibri" w:hAnsi="Calibri" w:cs="Calibri"/>
         </w:rPr>
         <w:t>]]</w:t>
-      </w:r>
-      <w:r>
-        <w:rPr>
-          <w:rFonts w:ascii="Calibri" w:eastAsia="Calibri" w:hAnsi="Calibri" w:cs="Calibri"/>
-        </w:rPr>
-        <w:t xml:space="preserve"> </w:t>
-      </w:r>
-      <w:r>
-        <w:rPr>
-          <w:rFonts w:ascii="Calibri Light" w:hAnsi="Calibri Light" w:cs="Calibri Light"/>
-        </w:rPr>
-        <w:t xml:space="preserve">, la cual se impartirá en su etapa lectiva por </w:t>
-      </w:r>
-      <w:r>
-        <w:rPr>
-          <w:rFonts w:ascii="Calibri Light" w:hAnsi="Calibri Light" w:cs="Calibri Light"/>
-        </w:rPr>
-        <w:t>el  Centro de Formación Profesional</w:t>
-      </w:r>
-      <w:r>
-        <w:rPr>
-          <w:rFonts w:ascii="Calibri Light" w:hAnsi="Calibri Light" w:cs="Calibri Light"/>
-        </w:rPr>
-        <w:t xml:space="preserve"> </w:t>
-      </w:r>
-      <w:r>
-        <w:rPr>
-          <w:rFonts w:ascii="Calibri" w:eastAsia="Calibri" w:hAnsi="Calibri" w:cs="Calibri"/>
-        </w:rPr>
-        <w:t>[[Institucion]]</w:t>
       </w:r>
       <w:r>
         <w:rPr>
@@ -1502,31 +1627,89 @@
       </w:r>
       <w:r>
         <w:rPr>
-          <w:rFonts w:ascii="Calibri Light" w:hAnsi="Calibri Light" w:cs="Calibri Light"/>
-          <w:b/>
-          <w:bCs/>
-        </w:rPr>
-        <w:t>24 DE SEPTIEMBRE DEL 2025</w:t>
-      </w:r>
-      <w:r>
-        <w:rPr>
-          <w:rFonts w:ascii="Calibri Light" w:hAnsi="Calibri Light" w:cs="Calibri Light"/>
-        </w:rPr>
-        <w:t xml:space="preserve"> fecha de iniciación del Contrato; y el </w:t>
-      </w:r>
-      <w:r>
-        <w:rPr>
-          <w:rFonts w:ascii="Calibri Light" w:hAnsi="Calibri Light" w:cs="Calibri Light"/>
-          <w:b/>
-          <w:bCs/>
-        </w:rPr>
-        <w:t>12 DE NOVIEMBRE DE 2026</w:t>
-      </w:r>
-      <w:r>
-        <w:rPr>
-          <w:rFonts w:ascii="Calibri Light" w:hAnsi="Calibri Light" w:cs="Calibri Light"/>
-        </w:rPr>
-        <w:t xml:space="preserve"> fecha de terminación </w:t>
+          <w:rFonts w:ascii="Calibri" w:eastAsia="Calibri" w:hAnsi="Calibri" w:cs="Calibri"/>
+          <w:b/>
+          <w:bCs/>
+        </w:rPr>
+        <w:t>[[</w:t>
+      </w:r>
+      <w:proofErr w:type="spellStart"/>
+      <w:r>
+        <w:rPr>
+          <w:rFonts w:ascii="Calibri" w:eastAsia="Calibri" w:hAnsi="Calibri" w:cs="Calibri"/>
+          <w:b/>
+          <w:bCs/>
+        </w:rPr>
+        <w:t>FechaIngreso</w:t>
+      </w:r>
+      <w:proofErr w:type="spellEnd"/>
+      <w:r>
+        <w:rPr>
+          <w:rFonts w:ascii="Calibri" w:eastAsia="Calibri" w:hAnsi="Calibri" w:cs="Calibri"/>
+          <w:b/>
+          <w:bCs/>
+        </w:rPr>
+        <w:t>]]</w:t>
+      </w:r>
+      <w:r>
+        <w:rPr>
+          <w:rFonts w:ascii="Calibri" w:eastAsia="Calibri" w:hAnsi="Calibri" w:cs="Calibri"/>
+        </w:rPr>
+        <w:t xml:space="preserve"> </w:t>
+      </w:r>
+      <w:r>
+        <w:rPr>
+          <w:rFonts w:ascii="Calibri Light" w:hAnsi="Calibri Light" w:cs="Calibri Light"/>
+        </w:rPr>
+        <w:t xml:space="preserve">fecha de iniciación del Contrato; y el </w:t>
+      </w:r>
+      <w:r>
+        <w:rPr>
+          <w:rFonts w:ascii="Calibri" w:eastAsia="Calibri" w:hAnsi="Calibri" w:cs="Calibri"/>
+          <w:b/>
+          <w:bCs/>
+        </w:rPr>
+        <w:t>[[</w:t>
+      </w:r>
+      <w:proofErr w:type="spellStart"/>
+      <w:r>
+        <w:rPr>
+          <w:rFonts w:ascii="Calibri" w:eastAsia="Calibri" w:hAnsi="Calibri" w:cs="Calibri"/>
+          <w:b/>
+          <w:bCs/>
+        </w:rPr>
+        <w:t>Fecha</w:t>
+      </w:r>
+      <w:r>
+        <w:rPr>
+          <w:rFonts w:ascii="Calibri" w:eastAsia="Calibri" w:hAnsi="Calibri" w:cs="Calibri"/>
+          <w:b/>
+          <w:bCs/>
+        </w:rPr>
+        <w:t>Salida</w:t>
+      </w:r>
+      <w:proofErr w:type="spellEnd"/>
+      <w:r>
+        <w:rPr>
+          <w:rFonts w:ascii="Calibri" w:eastAsia="Calibri" w:hAnsi="Calibri" w:cs="Calibri"/>
+          <w:b/>
+          <w:bCs/>
+        </w:rPr>
+        <w:t>]]</w:t>
+      </w:r>
+      <w:r>
+        <w:rPr>
+          <w:rFonts w:ascii="Calibri" w:eastAsia="Calibri" w:hAnsi="Calibri" w:cs="Calibri"/>
+          <w:b/>
+          <w:bCs/>
+        </w:rPr>
+        <w:t xml:space="preserve"> </w:t>
+      </w:r>
+      <w:r>
+        <w:rPr>
+          <w:rFonts w:ascii="Calibri Light" w:hAnsi="Calibri Light" w:cs="Calibri Light"/>
+        </w:rPr>
+        <w:t xml:space="preserve">fecha de terminación </w:t>
       </w:r>
       <w:r>
         <w:rPr>
@@ -3155,7 +3338,21 @@
         <w:rPr>
           <w:rFonts w:ascii="Calibri Light" w:hAnsi="Calibri Light" w:cs="Calibri Light"/>
         </w:rPr>
-        <w:t xml:space="preserve">, y en consecuencia se obliga a:  3.1.  Utilizar los Sistemas de Información únicamente para propósitos aprobados con ocasión del desarrollo del Contrato de Aprendizaje. 3.2. Mantener confidencialmente sus identificaciones, password y claves de acceso físico, y softwares oficiales instalados en su computadora personal o en la suministra por la </w:t>
+        <w:t xml:space="preserve">, y en consecuencia se obliga a:  3.1.  Utilizar los Sistemas de Información únicamente para propósitos aprobados con ocasión del desarrollo del Contrato de Aprendizaje. 3.2. Mantener confidencialmente sus identificaciones, </w:t>
+      </w:r>
+      <w:proofErr w:type="spellStart"/>
+      <w:r>
+        <w:rPr>
+          <w:rFonts w:ascii="Calibri Light" w:hAnsi="Calibri Light" w:cs="Calibri Light"/>
+        </w:rPr>
+        <w:t>password</w:t>
+      </w:r>
+      <w:proofErr w:type="spellEnd"/>
+      <w:r>
+        <w:rPr>
+          <w:rFonts w:ascii="Calibri Light" w:hAnsi="Calibri Light" w:cs="Calibri Light"/>
+        </w:rPr>
+        <w:t xml:space="preserve"> y claves de acceso físico, y softwares oficiales instalados en su computadora personal o en la suministra por la </w:t>
       </w:r>
       <w:r>
         <w:rPr>
@@ -3235,15 +3432,6 @@
         </w:rPr>
         <w:t xml:space="preserve">incumplimientos al contrato los siguientes: </w:t>
       </w:r>
-    </w:p>
-    <w:p>
-      <w:pPr>
-        <w:pStyle w:val="Sinespaciado"/>
-        <w:rPr>
-          <w:rFonts w:ascii="Calibri Light" w:hAnsi="Calibri Light" w:cs="Calibri Light"/>
-          <w:lang w:val="es-ES_tradnl"/>
-        </w:rPr>
-      </w:pPr>
     </w:p>
     <w:p>
       <w:pPr>
@@ -4587,8 +4775,8 @@
     </w:p>
     <w:p>
       <w:pPr>
-        <w:spacing w:line="240" w:lineRule="auto"/>
-        <w:jc w:val="both"/>
+        <w:pStyle w:val="Sinespaciado"/>
+        <w:ind w:left="567" w:hanging="567"/>
         <w:rPr>
           <w:rFonts w:ascii="Calibri Light" w:hAnsi="Calibri Light" w:cs="Calibri Light"/>
         </w:rPr>
@@ -5158,7 +5346,6 @@
           <w:noProof/>
           <w:color w:val="000000" w:themeColor="text1"/>
         </w:rPr>
-        <w:lastRenderedPageBreak/>
         <w:t>Cumplimiento de régimenes tales como el SAGRILAFT y PTEE.</w:t>
       </w:r>
     </w:p>
@@ -5547,7 +5734,6 @@
           <w:b/>
           <w:bCs/>
         </w:rPr>
-        <w:lastRenderedPageBreak/>
         <w:t>DÉCIMO PRIMERA</w:t>
       </w:r>
       <w:r>
@@ -5590,7 +5776,40 @@
           <w:rFonts w:ascii="Calibri Light" w:hAnsi="Calibri Light" w:cs="Calibri Light"/>
           <w:lang w:val="es-ES"/>
         </w:rPr>
-        <w:t>Las PARTES se comprometen a cumplir todas las leyes y regulaciones vigentes, incluyendo la Ley 1778 de 2016, el FCPA, el UK Bribery Act y otras relacionadas con soborno, corrupción y conflictos de interés.</w:t>
+        <w:lastRenderedPageBreak/>
+        <w:t xml:space="preserve">Las PARTES se comprometen a cumplir todas las leyes y regulaciones vigentes, incluyendo la Ley 1778 de 2016, el FCPA, el UK </w:t>
+      </w:r>
+      <w:proofErr w:type="spellStart"/>
+      <w:r>
+        <w:rPr>
+          <w:rFonts w:ascii="Calibri Light" w:hAnsi="Calibri Light" w:cs="Calibri Light"/>
+          <w:lang w:val="es-ES"/>
+        </w:rPr>
+        <w:t>Bribery</w:t>
+      </w:r>
+      <w:proofErr w:type="spellEnd"/>
+      <w:r>
+        <w:rPr>
+          <w:rFonts w:ascii="Calibri Light" w:hAnsi="Calibri Light" w:cs="Calibri Light"/>
+          <w:lang w:val="es-ES"/>
+        </w:rPr>
+        <w:t xml:space="preserve"> </w:t>
+      </w:r>
+      <w:proofErr w:type="spellStart"/>
+      <w:r>
+        <w:rPr>
+          <w:rFonts w:ascii="Calibri Light" w:hAnsi="Calibri Light" w:cs="Calibri Light"/>
+          <w:lang w:val="es-ES"/>
+        </w:rPr>
+        <w:t>Act</w:t>
+      </w:r>
+      <w:proofErr w:type="spellEnd"/>
+      <w:r>
+        <w:rPr>
+          <w:rFonts w:ascii="Calibri Light" w:hAnsi="Calibri Light" w:cs="Calibri Light"/>
+          <w:lang w:val="es-ES"/>
+        </w:rPr>
+        <w:t xml:space="preserve"> y otras relacionadas con soborno, corrupción y conflictos de interés.</w:t>
       </w:r>
     </w:p>
     <w:p>
@@ -5690,7 +5909,23 @@
           <w:rFonts w:ascii="Calibri Light" w:hAnsi="Calibri Light" w:cs="Calibri Light"/>
           <w:lang w:val="es-ES"/>
         </w:rPr>
-        <w:t>Las PARTES garantizarán que sus representantes no son funcionarios públicos y informarán sobre cualquier cambio en este estatus.</w:t>
+        <w:t xml:space="preserve">Las PARTES garantizarán que sus representantes no son funcionarios públicos </w:t>
+      </w:r>
+      <w:proofErr w:type="spellStart"/>
+      <w:r>
+        <w:rPr>
+          <w:rFonts w:ascii="Calibri Light" w:hAnsi="Calibri Light" w:cs="Calibri Light"/>
+          <w:lang w:val="es-ES"/>
+        </w:rPr>
+        <w:t>y</w:t>
+      </w:r>
+      <w:proofErr w:type="spellEnd"/>
+      <w:r>
+        <w:rPr>
+          <w:rFonts w:ascii="Calibri Light" w:hAnsi="Calibri Light" w:cs="Calibri Light"/>
+          <w:lang w:val="es-ES"/>
+        </w:rPr>
+        <w:t xml:space="preserve"> informarán sobre cualquier cambio en este estatus.</w:t>
       </w:r>
     </w:p>
     <w:p>
@@ -5876,13 +6111,23 @@
           <w:szCs w:val="22"/>
         </w:rPr>
       </w:pPr>
+      <w:proofErr w:type="spellStart"/>
       <w:r>
         <w:rPr>
           <w:rFonts w:ascii="Calibri Light" w:hAnsi="Calibri Light" w:cs="Calibri Light"/>
           <w:sz w:val="22"/>
           <w:szCs w:val="22"/>
         </w:rPr>
-        <w:t xml:space="preserve">ii. </w:t>
+        <w:t>ii</w:t>
+      </w:r>
+      <w:proofErr w:type="spellEnd"/>
+      <w:r>
+        <w:rPr>
+          <w:rFonts w:ascii="Calibri Light" w:hAnsi="Calibri Light" w:cs="Calibri Light"/>
+          <w:sz w:val="22"/>
+          <w:szCs w:val="22"/>
+        </w:rPr>
+        <w:t xml:space="preserve">. </w:t>
       </w:r>
       <w:r>
         <w:rPr>
@@ -5924,13 +6169,23 @@
           <w:szCs w:val="22"/>
         </w:rPr>
       </w:pPr>
+      <w:proofErr w:type="spellStart"/>
       <w:r>
         <w:rPr>
           <w:rFonts w:ascii="Calibri Light" w:hAnsi="Calibri Light" w:cs="Calibri Light"/>
           <w:sz w:val="22"/>
           <w:szCs w:val="22"/>
         </w:rPr>
-        <w:t xml:space="preserve">iii. </w:t>
+        <w:t>iii</w:t>
+      </w:r>
+      <w:proofErr w:type="spellEnd"/>
+      <w:r>
+        <w:rPr>
+          <w:rFonts w:ascii="Calibri Light" w:hAnsi="Calibri Light" w:cs="Calibri Light"/>
+          <w:sz w:val="22"/>
+          <w:szCs w:val="22"/>
+        </w:rPr>
+        <w:t xml:space="preserve">. </w:t>
       </w:r>
       <w:r>
         <w:rPr>
@@ -6090,28 +6345,21 @@
           <w:rFonts w:ascii="Calibri Light" w:eastAsia="Calibri" w:hAnsi="Calibri Light" w:cs="Calibri Light"/>
           <w:bCs/>
         </w:rPr>
-        <w:t xml:space="preserve">puede realizar procedimientos de Debida Diligencia para verificar el </w:t>
+        <w:t xml:space="preserve">puede realizar procedimientos de Debida Diligencia para verificar el cumplimiento de estas obligaciones. El incumplimiento de conductas definidas por la Ley colombiana como Soborno Transnacional y Corrupción será considerado una falta grave, permitiendo a </w:t>
       </w:r>
       <w:r>
         <w:rPr>
           <w:rFonts w:ascii="Calibri Light" w:eastAsia="Calibri" w:hAnsi="Calibri Light" w:cs="Calibri Light"/>
+          <w:b/>
+        </w:rPr>
+        <w:t xml:space="preserve">DIACO S.A. </w:t>
+      </w:r>
+      <w:r>
+        <w:rPr>
+          <w:rFonts w:ascii="Calibri Light" w:eastAsia="Calibri" w:hAnsi="Calibri Light" w:cs="Calibri Light"/>
           <w:bCs/>
         </w:rPr>
         <w:lastRenderedPageBreak/>
-        <w:t xml:space="preserve">cumplimiento de estas obligaciones. El incumplimiento de conductas definidas por la Ley colombiana como Soborno Transnacional y Corrupción será considerado una falta grave, permitiendo a </w:t>
-      </w:r>
-      <w:r>
-        <w:rPr>
-          <w:rFonts w:ascii="Calibri Light" w:eastAsia="Calibri" w:hAnsi="Calibri Light" w:cs="Calibri Light"/>
-          <w:b/>
-        </w:rPr>
-        <w:t xml:space="preserve">DIACO S.A. </w:t>
-      </w:r>
-      <w:r>
-        <w:rPr>
-          <w:rFonts w:ascii="Calibri Light" w:eastAsia="Calibri" w:hAnsi="Calibri Light" w:cs="Calibri Light"/>
-          <w:bCs/>
-        </w:rPr>
         <w:t>terminar el contrato de manera unilateral, sin previo aviso ni indemnización, y hacer exigibles las penalidades pactadas.</w:t>
       </w:r>
     </w:p>
@@ -6441,7 +6689,23 @@
           <w:rFonts w:ascii="Calibri Light" w:hAnsi="Calibri Light" w:cs="Calibri Light"/>
           <w:b/>
         </w:rPr>
-        <w:t>[[FechaIngreso]]</w:t>
+        <w:t>[[</w:t>
+      </w:r>
+      <w:proofErr w:type="spellStart"/>
+      <w:r>
+        <w:rPr>
+          <w:rFonts w:ascii="Calibri Light" w:hAnsi="Calibri Light" w:cs="Calibri Light"/>
+          <w:b/>
+        </w:rPr>
+        <w:t>FechaIngreso</w:t>
+      </w:r>
+      <w:proofErr w:type="spellEnd"/>
+      <w:r>
+        <w:rPr>
+          <w:rFonts w:ascii="Calibri Light" w:hAnsi="Calibri Light" w:cs="Calibri Light"/>
+          <w:b/>
+        </w:rPr>
+        <w:t>]]</w:t>
       </w:r>
       <w:r>
         <w:rPr>
@@ -6455,7 +6719,23 @@
           <w:rFonts w:ascii="Calibri Light" w:hAnsi="Calibri Light" w:cs="Calibri Light"/>
           <w:b/>
         </w:rPr>
-        <w:t>[[FechaSalida]]</w:t>
+        <w:t>[[</w:t>
+      </w:r>
+      <w:proofErr w:type="spellStart"/>
+      <w:r>
+        <w:rPr>
+          <w:rFonts w:ascii="Calibri Light" w:hAnsi="Calibri Light" w:cs="Calibri Light"/>
+          <w:b/>
+        </w:rPr>
+        <w:t>FechaSalida</w:t>
+      </w:r>
+      <w:proofErr w:type="spellEnd"/>
+      <w:r>
+        <w:rPr>
+          <w:rFonts w:ascii="Calibri Light" w:hAnsi="Calibri Light" w:cs="Calibri Light"/>
+          <w:b/>
+        </w:rPr>
+        <w:t>]]</w:t>
       </w:r>
       <w:r>
         <w:rPr>
@@ -6498,7 +6778,21 @@
         <w:rPr>
           <w:rFonts w:ascii="Calibri Light" w:hAnsi="Calibri Light" w:cs="Calibri Light"/>
         </w:rPr>
-        <w:t>[[FechaLarga]]</w:t>
+        <w:t>[[</w:t>
+      </w:r>
+      <w:proofErr w:type="spellStart"/>
+      <w:r>
+        <w:rPr>
+          <w:rFonts w:ascii="Calibri Light" w:hAnsi="Calibri Light" w:cs="Calibri Light"/>
+        </w:rPr>
+        <w:t>FechaLarga</w:t>
+      </w:r>
+      <w:proofErr w:type="spellEnd"/>
+      <w:r>
+        <w:rPr>
+          <w:rFonts w:ascii="Calibri Light" w:hAnsi="Calibri Light" w:cs="Calibri Light"/>
+        </w:rPr>
+        <w:t>]]</w:t>
       </w:r>
     </w:p>
     <w:p>
@@ -6657,7 +6951,7 @@
 </file>
 
 <file path=word/endnotes.xml><?xml version="1.0" encoding="utf-8"?>
-<w:endnotes xmlns:wpc="http://schemas.microsoft.com/office/word/2010/wordprocessingCanvas" xmlns:cx="http://schemas.microsoft.com/office/drawing/2014/chartex" xmlns:cx1="http://schemas.microsoft.com/office/drawing/2015/9/8/chartex" xmlns:cx2="http://schemas.microsoft.com/office/drawing/2015/10/21/chartex" xmlns:cx3="http://schemas.microsoft.com/office/drawing/2016/5/9/chartex" xmlns:cx4="http://schemas.microsoft.com/office/drawing/2016/5/10/chartex" xmlns:cx5="http://schemas.microsoft.com/office/drawing/2016/5/11/chartex" xmlns:cx6="http://schemas.microsoft.com/office/drawing/2016/5/12/chartex" xmlns:cx7="http://schemas.microsoft.com/office/drawing/2016/5/13/chartex" xmlns:cx8="http://schemas.microsoft.com/office/drawing/2016/5/14/chartex" xmlns:mc="http://schemas.openxmlformats.org/markup-compatibility/2006" xmlns:aink="http://schemas.microsoft.com/office/drawing/2016/ink" xmlns:am3d="http://schemas.microsoft.com/office/drawing/2017/model3d" xmlns:o="urn:schemas-microsoft-com:office:office" xmlns:oel="http://schemas.microsoft.com/office/2019/extlst" xmlns:r="http://schemas.openxmlformats.org/officeDocument/2006/relationships" xmlns:m="http://schemas.openxmlformats.org/officeDocument/2006/math" xmlns:v="urn:schemas-microsoft-com:vml" xmlns:wp14="http://schemas.microsoft.com/office/word/2010/wordprocessingDrawing" xmlns:wp="http://schemas.openxmlformats.org/drawingml/2006/wordprocessingDrawing" xmlns:w10="urn:schemas-microsoft-com:office:word" xmlns:w="http://schemas.openxmlformats.org/wordprocessingml/2006/main" xmlns:w14="http://schemas.microsoft.com/office/word/2010/wordml" xmlns:w15="http://schemas.microsoft.com/office/word/2012/wordml" xmlns:w16cex="http://schemas.microsoft.com/office/word/2018/wordml/cex" xmlns:w16cid="http://schemas.microsoft.com/office/word/2016/wordml/cid" xmlns:w16="http://schemas.microsoft.com/office/word/2018/wordml" xmlns:w16sdtdh="http://schemas.microsoft.com/office/word/2020/wordml/sdtdatahash" xmlns:w16se="http://schemas.microsoft.com/office/word/2015/wordml/symex" xmlns:wpg="http://schemas.microsoft.com/office/word/2010/wordprocessingGroup" xmlns:wpi="http://schemas.microsoft.com/office/word/2010/wordprocessingInk" xmlns:wne="http://schemas.microsoft.com/office/word/2006/wordml" xmlns:wps="http://schemas.microsoft.com/office/word/2010/wordprocessingShape" mc:Ignorable="w14 w15 w16se w16cid w16 w16cex w16sdtdh wp14">
+<w:endnotes xmlns:wpc="http://schemas.microsoft.com/office/word/2010/wordprocessingCanvas" xmlns:cx="http://schemas.microsoft.com/office/drawing/2014/chartex" xmlns:cx1="http://schemas.microsoft.com/office/drawing/2015/9/8/chartex" xmlns:cx2="http://schemas.microsoft.com/office/drawing/2015/10/21/chartex" xmlns:cx3="http://schemas.microsoft.com/office/drawing/2016/5/9/chartex" xmlns:cx4="http://schemas.microsoft.com/office/drawing/2016/5/10/chartex" xmlns:cx5="http://schemas.microsoft.com/office/drawing/2016/5/11/chartex" xmlns:cx6="http://schemas.microsoft.com/office/drawing/2016/5/12/chartex" xmlns:cx7="http://schemas.microsoft.com/office/drawing/2016/5/13/chartex" xmlns:cx8="http://schemas.microsoft.com/office/drawing/2016/5/14/chartex" xmlns:mc="http://schemas.openxmlformats.org/markup-compatibility/2006" xmlns:aink="http://schemas.microsoft.com/office/drawing/2016/ink" xmlns:am3d="http://schemas.microsoft.com/office/drawing/2017/model3d" xmlns:o="urn:schemas-microsoft-com:office:office" xmlns:r="http://schemas.openxmlformats.org/officeDocument/2006/relationships" xmlns:m="http://schemas.openxmlformats.org/officeDocument/2006/math" xmlns:v="urn:schemas-microsoft-com:vml" xmlns:wp14="http://schemas.microsoft.com/office/word/2010/wordprocessingDrawing" xmlns:wp="http://schemas.openxmlformats.org/drawingml/2006/wordprocessingDrawing" xmlns:w10="urn:schemas-microsoft-com:office:word" xmlns:w="http://schemas.openxmlformats.org/wordprocessingml/2006/main" xmlns:w14="http://schemas.microsoft.com/office/word/2010/wordml" xmlns:w15="http://schemas.microsoft.com/office/word/2012/wordml" xmlns:w16cex="http://schemas.microsoft.com/office/word/2018/wordml/cex" xmlns:w16cid="http://schemas.microsoft.com/office/word/2016/wordml/cid" xmlns:w16="http://schemas.microsoft.com/office/word/2018/wordml" xmlns:w16sdtdh="http://schemas.microsoft.com/office/word/2020/wordml/sdtdatahash" xmlns:w16se="http://schemas.microsoft.com/office/word/2015/wordml/symex" xmlns:wpg="http://schemas.microsoft.com/office/word/2010/wordprocessingGroup" xmlns:wpi="http://schemas.microsoft.com/office/word/2010/wordprocessingInk" xmlns:wne="http://schemas.microsoft.com/office/word/2006/wordml" xmlns:wps="http://schemas.microsoft.com/office/word/2010/wordprocessingShape" mc:Ignorable="w14 w15 w16se w16cid w16 w16cex w16sdtdh wp14">
   <w:endnote w:type="separator" w:id="-1">
     <w:p>
       <w:pPr>
@@ -6689,7 +6983,7 @@
 </file>
 
 <file path=word/footer1.xml><?xml version="1.0" encoding="utf-8"?>
-<w:ftr xmlns:wpc="http://schemas.microsoft.com/office/word/2010/wordprocessingCanvas" xmlns:cx="http://schemas.microsoft.com/office/drawing/2014/chartex" xmlns:cx1="http://schemas.microsoft.com/office/drawing/2015/9/8/chartex" xmlns:cx2="http://schemas.microsoft.com/office/drawing/2015/10/21/chartex" xmlns:cx3="http://schemas.microsoft.com/office/drawing/2016/5/9/chartex" xmlns:cx4="http://schemas.microsoft.com/office/drawing/2016/5/10/chartex" xmlns:cx5="http://schemas.microsoft.com/office/drawing/2016/5/11/chartex" xmlns:cx6="http://schemas.microsoft.com/office/drawing/2016/5/12/chartex" xmlns:cx7="http://schemas.microsoft.com/office/drawing/2016/5/13/chartex" xmlns:cx8="http://schemas.microsoft.com/office/drawing/2016/5/14/chartex" xmlns:mc="http://schemas.openxmlformats.org/markup-compatibility/2006" xmlns:aink="http://schemas.microsoft.com/office/drawing/2016/ink" xmlns:am3d="http://schemas.microsoft.com/office/drawing/2017/model3d" xmlns:o="urn:schemas-microsoft-com:office:office" xmlns:oel="http://schemas.microsoft.com/office/2019/extlst" xmlns:r="http://schemas.openxmlformats.org/officeDocument/2006/relationships" xmlns:m="http://schemas.openxmlformats.org/officeDocument/2006/math" xmlns:v="urn:schemas-microsoft-com:vml" xmlns:wp14="http://schemas.microsoft.com/office/word/2010/wordprocessingDrawing" xmlns:wp="http://schemas.openxmlformats.org/drawingml/2006/wordprocessingDrawing" xmlns:w10="urn:schemas-microsoft-com:office:word" xmlns:w="http://schemas.openxmlformats.org/wordprocessingml/2006/main" xmlns:w14="http://schemas.microsoft.com/office/word/2010/wordml" xmlns:w15="http://schemas.microsoft.com/office/word/2012/wordml" xmlns:w16cex="http://schemas.microsoft.com/office/word/2018/wordml/cex" xmlns:w16cid="http://schemas.microsoft.com/office/word/2016/wordml/cid" xmlns:w16="http://schemas.microsoft.com/office/word/2018/wordml" xmlns:w16sdtdh="http://schemas.microsoft.com/office/word/2020/wordml/sdtdatahash" xmlns:w16se="http://schemas.microsoft.com/office/word/2015/wordml/symex" xmlns:wpg="http://schemas.microsoft.com/office/word/2010/wordprocessingGroup" xmlns:wpi="http://schemas.microsoft.com/office/word/2010/wordprocessingInk" xmlns:wne="http://schemas.microsoft.com/office/word/2006/wordml" xmlns:wps="http://schemas.microsoft.com/office/word/2010/wordprocessingShape" mc:Ignorable="w14 w15 w16se w16cid w16 w16cex w16sdtdh wp14">
+<w:ftr xmlns:wpc="http://schemas.microsoft.com/office/word/2010/wordprocessingCanvas" xmlns:cx="http://schemas.microsoft.com/office/drawing/2014/chartex" xmlns:cx1="http://schemas.microsoft.com/office/drawing/2015/9/8/chartex" xmlns:cx2="http://schemas.microsoft.com/office/drawing/2015/10/21/chartex" xmlns:cx3="http://schemas.microsoft.com/office/drawing/2016/5/9/chartex" xmlns:cx4="http://schemas.microsoft.com/office/drawing/2016/5/10/chartex" xmlns:cx5="http://schemas.microsoft.com/office/drawing/2016/5/11/chartex" xmlns:cx6="http://schemas.microsoft.com/office/drawing/2016/5/12/chartex" xmlns:cx7="http://schemas.microsoft.com/office/drawing/2016/5/13/chartex" xmlns:cx8="http://schemas.microsoft.com/office/drawing/2016/5/14/chartex" xmlns:mc="http://schemas.openxmlformats.org/markup-compatibility/2006" xmlns:aink="http://schemas.microsoft.com/office/drawing/2016/ink" xmlns:am3d="http://schemas.microsoft.com/office/drawing/2017/model3d" xmlns:o="urn:schemas-microsoft-com:office:office" xmlns:r="http://schemas.openxmlformats.org/officeDocument/2006/relationships" xmlns:m="http://schemas.openxmlformats.org/officeDocument/2006/math" xmlns:v="urn:schemas-microsoft-com:vml" xmlns:wp14="http://schemas.microsoft.com/office/word/2010/wordprocessingDrawing" xmlns:wp="http://schemas.openxmlformats.org/drawingml/2006/wordprocessingDrawing" xmlns:w10="urn:schemas-microsoft-com:office:word" xmlns:w="http://schemas.openxmlformats.org/wordprocessingml/2006/main" xmlns:w14="http://schemas.microsoft.com/office/word/2010/wordml" xmlns:w15="http://schemas.microsoft.com/office/word/2012/wordml" xmlns:w16cex="http://schemas.microsoft.com/office/word/2018/wordml/cex" xmlns:w16cid="http://schemas.microsoft.com/office/word/2016/wordml/cid" xmlns:w16="http://schemas.microsoft.com/office/word/2018/wordml" xmlns:w16sdtdh="http://schemas.microsoft.com/office/word/2020/wordml/sdtdatahash" xmlns:w16se="http://schemas.microsoft.com/office/word/2015/wordml/symex" xmlns:wpg="http://schemas.microsoft.com/office/word/2010/wordprocessingGroup" xmlns:wpi="http://schemas.microsoft.com/office/word/2010/wordprocessingInk" xmlns:wne="http://schemas.microsoft.com/office/word/2006/wordml" xmlns:wps="http://schemas.microsoft.com/office/word/2010/wordprocessingShape" mc:Ignorable="w14 w15 w16se w16cid w16 w16cex w16sdtdh wp14">
   <w:p>
     <w:pPr>
       <w:pStyle w:val="Piedepgina"/>
@@ -6799,7 +7093,7 @@
             </wp:anchor>
           </w:drawing>
         </mc:Choice>
-        <mc:Fallback>
+        <mc:Fallback xmlns:oel="http://schemas.microsoft.com/office/2019/extlst">
           <w:pict>
             <v:shapetype w14:anchorId="3CD1AF0C" id="_x0000_t202" coordsize="21600,21600" o:spt="202" path="m,l,21600r21600,l21600,xe">
               <v:stroke joinstyle="miter"/>
@@ -6867,7 +7161,7 @@
 </file>
 
 <file path=word/footnotes.xml><?xml version="1.0" encoding="utf-8"?>
-<w:footnotes xmlns:wpc="http://schemas.microsoft.com/office/word/2010/wordprocessingCanvas" xmlns:cx="http://schemas.microsoft.com/office/drawing/2014/chartex" xmlns:cx1="http://schemas.microsoft.com/office/drawing/2015/9/8/chartex" xmlns:cx2="http://schemas.microsoft.com/office/drawing/2015/10/21/chartex" xmlns:cx3="http://schemas.microsoft.com/office/drawing/2016/5/9/chartex" xmlns:cx4="http://schemas.microsoft.com/office/drawing/2016/5/10/chartex" xmlns:cx5="http://schemas.microsoft.com/office/drawing/2016/5/11/chartex" xmlns:cx6="http://schemas.microsoft.com/office/drawing/2016/5/12/chartex" xmlns:cx7="http://schemas.microsoft.com/office/drawing/2016/5/13/chartex" xmlns:cx8="http://schemas.microsoft.com/office/drawing/2016/5/14/chartex" xmlns:mc="http://schemas.openxmlformats.org/markup-compatibility/2006" xmlns:aink="http://schemas.microsoft.com/office/drawing/2016/ink" xmlns:am3d="http://schemas.microsoft.com/office/drawing/2017/model3d" xmlns:o="urn:schemas-microsoft-com:office:office" xmlns:oel="http://schemas.microsoft.com/office/2019/extlst" xmlns:r="http://schemas.openxmlformats.org/officeDocument/2006/relationships" xmlns:m="http://schemas.openxmlformats.org/officeDocument/2006/math" xmlns:v="urn:schemas-microsoft-com:vml" xmlns:wp14="http://schemas.microsoft.com/office/word/2010/wordprocessingDrawing" xmlns:wp="http://schemas.openxmlformats.org/drawingml/2006/wordprocessingDrawing" xmlns:w10="urn:schemas-microsoft-com:office:word" xmlns:w="http://schemas.openxmlformats.org/wordprocessingml/2006/main" xmlns:w14="http://schemas.microsoft.com/office/word/2010/wordml" xmlns:w15="http://schemas.microsoft.com/office/word/2012/wordml" xmlns:w16cex="http://schemas.microsoft.com/office/word/2018/wordml/cex" xmlns:w16cid="http://schemas.microsoft.com/office/word/2016/wordml/cid" xmlns:w16="http://schemas.microsoft.com/office/word/2018/wordml" xmlns:w16sdtdh="http://schemas.microsoft.com/office/word/2020/wordml/sdtdatahash" xmlns:w16se="http://schemas.microsoft.com/office/word/2015/wordml/symex" xmlns:wpg="http://schemas.microsoft.com/office/word/2010/wordprocessingGroup" xmlns:wpi="http://schemas.microsoft.com/office/word/2010/wordprocessingInk" xmlns:wne="http://schemas.microsoft.com/office/word/2006/wordml" xmlns:wps="http://schemas.microsoft.com/office/word/2010/wordprocessingShape" mc:Ignorable="w14 w15 w16se w16cid w16 w16cex w16sdtdh wp14">
+<w:footnotes xmlns:wpc="http://schemas.microsoft.com/office/word/2010/wordprocessingCanvas" xmlns:cx="http://schemas.microsoft.com/office/drawing/2014/chartex" xmlns:cx1="http://schemas.microsoft.com/office/drawing/2015/9/8/chartex" xmlns:cx2="http://schemas.microsoft.com/office/drawing/2015/10/21/chartex" xmlns:cx3="http://schemas.microsoft.com/office/drawing/2016/5/9/chartex" xmlns:cx4="http://schemas.microsoft.com/office/drawing/2016/5/10/chartex" xmlns:cx5="http://schemas.microsoft.com/office/drawing/2016/5/11/chartex" xmlns:cx6="http://schemas.microsoft.com/office/drawing/2016/5/12/chartex" xmlns:cx7="http://schemas.microsoft.com/office/drawing/2016/5/13/chartex" xmlns:cx8="http://schemas.microsoft.com/office/drawing/2016/5/14/chartex" xmlns:mc="http://schemas.openxmlformats.org/markup-compatibility/2006" xmlns:aink="http://schemas.microsoft.com/office/drawing/2016/ink" xmlns:am3d="http://schemas.microsoft.com/office/drawing/2017/model3d" xmlns:o="urn:schemas-microsoft-com:office:office" xmlns:r="http://schemas.openxmlformats.org/officeDocument/2006/relationships" xmlns:m="http://schemas.openxmlformats.org/officeDocument/2006/math" xmlns:v="urn:schemas-microsoft-com:vml" xmlns:wp14="http://schemas.microsoft.com/office/word/2010/wordprocessingDrawing" xmlns:wp="http://schemas.openxmlformats.org/drawingml/2006/wordprocessingDrawing" xmlns:w10="urn:schemas-microsoft-com:office:word" xmlns:w="http://schemas.openxmlformats.org/wordprocessingml/2006/main" xmlns:w14="http://schemas.microsoft.com/office/word/2010/wordml" xmlns:w15="http://schemas.microsoft.com/office/word/2012/wordml" xmlns:w16cex="http://schemas.microsoft.com/office/word/2018/wordml/cex" xmlns:w16cid="http://schemas.microsoft.com/office/word/2016/wordml/cid" xmlns:w16="http://schemas.microsoft.com/office/word/2018/wordml" xmlns:w16sdtdh="http://schemas.microsoft.com/office/word/2020/wordml/sdtdatahash" xmlns:w16se="http://schemas.microsoft.com/office/word/2015/wordml/symex" xmlns:wpg="http://schemas.microsoft.com/office/word/2010/wordprocessingGroup" xmlns:wpi="http://schemas.microsoft.com/office/word/2010/wordprocessingInk" xmlns:wne="http://schemas.microsoft.com/office/word/2006/wordml" xmlns:wps="http://schemas.microsoft.com/office/word/2010/wordprocessingShape" mc:Ignorable="w14 w15 w16se w16cid w16 w16cex w16sdtdh wp14">
   <w:footnote w:type="separator" w:id="-1">
     <w:p>
       <w:pPr>
@@ -6899,7 +7193,7 @@
 </file>
 
 <file path=word/header1.xml><?xml version="1.0" encoding="utf-8"?>
-<w:hdr xmlns:wpc="http://schemas.microsoft.com/office/word/2010/wordprocessingCanvas" xmlns:cx="http://schemas.microsoft.com/office/drawing/2014/chartex" xmlns:cx1="http://schemas.microsoft.com/office/drawing/2015/9/8/chartex" xmlns:cx2="http://schemas.microsoft.com/office/drawing/2015/10/21/chartex" xmlns:cx3="http://schemas.microsoft.com/office/drawing/2016/5/9/chartex" xmlns:cx4="http://schemas.microsoft.com/office/drawing/2016/5/10/chartex" xmlns:cx5="http://schemas.microsoft.com/office/drawing/2016/5/11/chartex" xmlns:cx6="http://schemas.microsoft.com/office/drawing/2016/5/12/chartex" xmlns:cx7="http://schemas.microsoft.com/office/drawing/2016/5/13/chartex" xmlns:cx8="http://schemas.microsoft.com/office/drawing/2016/5/14/chartex" xmlns:mc="http://schemas.openxmlformats.org/markup-compatibility/2006" xmlns:aink="http://schemas.microsoft.com/office/drawing/2016/ink" xmlns:am3d="http://schemas.microsoft.com/office/drawing/2017/model3d" xmlns:o="urn:schemas-microsoft-com:office:office" xmlns:oel="http://schemas.microsoft.com/office/2019/extlst" xmlns:r="http://schemas.openxmlformats.org/officeDocument/2006/relationships" xmlns:m="http://schemas.openxmlformats.org/officeDocument/2006/math" xmlns:v="urn:schemas-microsoft-com:vml" xmlns:wp14="http://schemas.microsoft.com/office/word/2010/wordprocessingDrawing" xmlns:wp="http://schemas.openxmlformats.org/drawingml/2006/wordprocessingDrawing" xmlns:w10="urn:schemas-microsoft-com:office:word" xmlns:w="http://schemas.openxmlformats.org/wordprocessingml/2006/main" xmlns:w14="http://schemas.microsoft.com/office/word/2010/wordml" xmlns:w15="http://schemas.microsoft.com/office/word/2012/wordml" xmlns:w16cex="http://schemas.microsoft.com/office/word/2018/wordml/cex" xmlns:w16cid="http://schemas.microsoft.com/office/word/2016/wordml/cid" xmlns:w16="http://schemas.microsoft.com/office/word/2018/wordml" xmlns:w16sdtdh="http://schemas.microsoft.com/office/word/2020/wordml/sdtdatahash" xmlns:w16se="http://schemas.microsoft.com/office/word/2015/wordml/symex" xmlns:wpg="http://schemas.microsoft.com/office/word/2010/wordprocessingGroup" xmlns:wpi="http://schemas.microsoft.com/office/word/2010/wordprocessingInk" xmlns:wne="http://schemas.microsoft.com/office/word/2006/wordml" xmlns:wps="http://schemas.microsoft.com/office/word/2010/wordprocessingShape" mc:Ignorable="w14 w15 w16se w16cid w16 w16cex w16sdtdh wp14">
+<w:hdr xmlns:wpc="http://schemas.microsoft.com/office/word/2010/wordprocessingCanvas" xmlns:cx="http://schemas.microsoft.com/office/drawing/2014/chartex" xmlns:cx1="http://schemas.microsoft.com/office/drawing/2015/9/8/chartex" xmlns:cx2="http://schemas.microsoft.com/office/drawing/2015/10/21/chartex" xmlns:cx3="http://schemas.microsoft.com/office/drawing/2016/5/9/chartex" xmlns:cx4="http://schemas.microsoft.com/office/drawing/2016/5/10/chartex" xmlns:cx5="http://schemas.microsoft.com/office/drawing/2016/5/11/chartex" xmlns:cx6="http://schemas.microsoft.com/office/drawing/2016/5/12/chartex" xmlns:cx7="http://schemas.microsoft.com/office/drawing/2016/5/13/chartex" xmlns:cx8="http://schemas.microsoft.com/office/drawing/2016/5/14/chartex" xmlns:mc="http://schemas.openxmlformats.org/markup-compatibility/2006" xmlns:aink="http://schemas.microsoft.com/office/drawing/2016/ink" xmlns:am3d="http://schemas.microsoft.com/office/drawing/2017/model3d" xmlns:o="urn:schemas-microsoft-com:office:office" xmlns:r="http://schemas.openxmlformats.org/officeDocument/2006/relationships" xmlns:m="http://schemas.openxmlformats.org/officeDocument/2006/math" xmlns:v="urn:schemas-microsoft-com:vml" xmlns:wp14="http://schemas.microsoft.com/office/word/2010/wordprocessingDrawing" xmlns:wp="http://schemas.openxmlformats.org/drawingml/2006/wordprocessingDrawing" xmlns:w10="urn:schemas-microsoft-com:office:word" xmlns:w="http://schemas.openxmlformats.org/wordprocessingml/2006/main" xmlns:w14="http://schemas.microsoft.com/office/word/2010/wordml" xmlns:w15="http://schemas.microsoft.com/office/word/2012/wordml" xmlns:w16cex="http://schemas.microsoft.com/office/word/2018/wordml/cex" xmlns:w16cid="http://schemas.microsoft.com/office/word/2016/wordml/cid" xmlns:w16="http://schemas.microsoft.com/office/word/2018/wordml" xmlns:w16sdtdh="http://schemas.microsoft.com/office/word/2020/wordml/sdtdatahash" xmlns:w16se="http://schemas.microsoft.com/office/word/2015/wordml/symex" xmlns:wpg="http://schemas.microsoft.com/office/word/2010/wordprocessingGroup" xmlns:wpi="http://schemas.microsoft.com/office/word/2010/wordprocessingInk" xmlns:wne="http://schemas.microsoft.com/office/word/2006/wordml" xmlns:wps="http://schemas.microsoft.com/office/word/2010/wordprocessingShape" mc:Ignorable="w14 w15 w16se w16cid w16 w16cex w16sdtdh wp14">
   <w:p>
     <w:pPr>
       <w:pStyle w:val="Encabezado"/>
@@ -7012,7 +7306,7 @@
 </file>
 
 <file path=word/numbering.xml><?xml version="1.0" encoding="utf-8"?>
-<w:numbering xmlns:wpc="http://schemas.microsoft.com/office/word/2010/wordprocessingCanvas" xmlns:cx="http://schemas.microsoft.com/office/drawing/2014/chartex" xmlns:cx1="http://schemas.microsoft.com/office/drawing/2015/9/8/chartex" xmlns:cx2="http://schemas.microsoft.com/office/drawing/2015/10/21/chartex" xmlns:cx3="http://schemas.microsoft.com/office/drawing/2016/5/9/chartex" xmlns:cx4="http://schemas.microsoft.com/office/drawing/2016/5/10/chartex" xmlns:cx5="http://schemas.microsoft.com/office/drawing/2016/5/11/chartex" xmlns:cx6="http://schemas.microsoft.com/office/drawing/2016/5/12/chartex" xmlns:cx7="http://schemas.microsoft.com/office/drawing/2016/5/13/chartex" xmlns:cx8="http://schemas.microsoft.com/office/drawing/2016/5/14/chartex" xmlns:mc="http://schemas.openxmlformats.org/markup-compatibility/2006" xmlns:aink="http://schemas.microsoft.com/office/drawing/2016/ink" xmlns:am3d="http://schemas.microsoft.com/office/drawing/2017/model3d" xmlns:o="urn:schemas-microsoft-com:office:office" xmlns:oel="http://schemas.microsoft.com/office/2019/extlst" xmlns:r="http://schemas.openxmlformats.org/officeDocument/2006/relationships" xmlns:m="http://schemas.openxmlformats.org/officeDocument/2006/math" xmlns:v="urn:schemas-microsoft-com:vml" xmlns:wp14="http://schemas.microsoft.com/office/word/2010/wordprocessingDrawing" xmlns:wp="http://schemas.openxmlformats.org/drawingml/2006/wordprocessingDrawing" xmlns:w10="urn:schemas-microsoft-com:office:word" xmlns:w="http://schemas.openxmlformats.org/wordprocessingml/2006/main" xmlns:w14="http://schemas.microsoft.com/office/word/2010/wordml" xmlns:w15="http://schemas.microsoft.com/office/word/2012/wordml" xmlns:w16cex="http://schemas.microsoft.com/office/word/2018/wordml/cex" xmlns:w16cid="http://schemas.microsoft.com/office/word/2016/wordml/cid" xmlns:w16="http://schemas.microsoft.com/office/word/2018/wordml" xmlns:w16sdtdh="http://schemas.microsoft.com/office/word/2020/wordml/sdtdatahash" xmlns:w16se="http://schemas.microsoft.com/office/word/2015/wordml/symex" xmlns:wpg="http://schemas.microsoft.com/office/word/2010/wordprocessingGroup" xmlns:wpi="http://schemas.microsoft.com/office/word/2010/wordprocessingInk" xmlns:wne="http://schemas.microsoft.com/office/word/2006/wordml" xmlns:wps="http://schemas.microsoft.com/office/word/2010/wordprocessingShape" mc:Ignorable="w14 w15 w16se w16cid w16 w16cex w16sdtdh wp14">
+<w:numbering xmlns:wpc="http://schemas.microsoft.com/office/word/2010/wordprocessingCanvas" xmlns:cx="http://schemas.microsoft.com/office/drawing/2014/chartex" xmlns:cx1="http://schemas.microsoft.com/office/drawing/2015/9/8/chartex" xmlns:cx2="http://schemas.microsoft.com/office/drawing/2015/10/21/chartex" xmlns:cx3="http://schemas.microsoft.com/office/drawing/2016/5/9/chartex" xmlns:cx4="http://schemas.microsoft.com/office/drawing/2016/5/10/chartex" xmlns:cx5="http://schemas.microsoft.com/office/drawing/2016/5/11/chartex" xmlns:cx6="http://schemas.microsoft.com/office/drawing/2016/5/12/chartex" xmlns:cx7="http://schemas.microsoft.com/office/drawing/2016/5/13/chartex" xmlns:cx8="http://schemas.microsoft.com/office/drawing/2016/5/14/chartex" xmlns:mc="http://schemas.openxmlformats.org/markup-compatibility/2006" xmlns:aink="http://schemas.microsoft.com/office/drawing/2016/ink" xmlns:am3d="http://schemas.microsoft.com/office/drawing/2017/model3d" xmlns:o="urn:schemas-microsoft-com:office:office" xmlns:r="http://schemas.openxmlformats.org/officeDocument/2006/relationships" xmlns:m="http://schemas.openxmlformats.org/officeDocument/2006/math" xmlns:v="urn:schemas-microsoft-com:vml" xmlns:wp14="http://schemas.microsoft.com/office/word/2010/wordprocessingDrawing" xmlns:wp="http://schemas.openxmlformats.org/drawingml/2006/wordprocessingDrawing" xmlns:w10="urn:schemas-microsoft-com:office:word" xmlns:w="http://schemas.openxmlformats.org/wordprocessingml/2006/main" xmlns:w14="http://schemas.microsoft.com/office/word/2010/wordml" xmlns:w15="http://schemas.microsoft.com/office/word/2012/wordml" xmlns:w16cex="http://schemas.microsoft.com/office/word/2018/wordml/cex" xmlns:w16cid="http://schemas.microsoft.com/office/word/2016/wordml/cid" xmlns:w16="http://schemas.microsoft.com/office/word/2018/wordml" xmlns:w16sdtdh="http://schemas.microsoft.com/office/word/2020/wordml/sdtdatahash" xmlns:w16se="http://schemas.microsoft.com/office/word/2015/wordml/symex" xmlns:wpg="http://schemas.microsoft.com/office/word/2010/wordprocessingGroup" xmlns:wpi="http://schemas.microsoft.com/office/word/2010/wordprocessingInk" xmlns:wne="http://schemas.microsoft.com/office/word/2006/wordml" xmlns:wps="http://schemas.microsoft.com/office/word/2010/wordprocessingShape" mc:Ignorable="w14 w15 w16se w16cid w16 w16cex w16sdtdh wp14">
   <w:abstractNum w:abstractNumId="0" w15:restartNumberingAfterBreak="0">
     <w:nsid w:val="05484FEC"/>
     <w:multiLevelType w:val="hybridMultilevel"/>
@@ -10606,82 +10900,82 @@
       </w:rPr>
     </w:lvl>
   </w:abstractNum>
-  <w:num w:numId="1" w16cid:durableId="975599776">
+  <w:num w:numId="1">
     <w:abstractNumId w:val="32"/>
   </w:num>
-  <w:num w:numId="2" w16cid:durableId="687566157">
+  <w:num w:numId="2">
     <w:abstractNumId w:val="22"/>
   </w:num>
-  <w:num w:numId="3" w16cid:durableId="1595162004">
+  <w:num w:numId="3">
     <w:abstractNumId w:val="28"/>
   </w:num>
-  <w:num w:numId="4" w16cid:durableId="2080514293">
+  <w:num w:numId="4">
     <w:abstractNumId w:val="30"/>
   </w:num>
-  <w:num w:numId="5" w16cid:durableId="460345278">
+  <w:num w:numId="5">
     <w:abstractNumId w:val="4"/>
   </w:num>
-  <w:num w:numId="6" w16cid:durableId="469713727">
+  <w:num w:numId="6">
     <w:abstractNumId w:val="15"/>
   </w:num>
-  <w:num w:numId="7" w16cid:durableId="1228689529">
+  <w:num w:numId="7">
     <w:abstractNumId w:val="17"/>
   </w:num>
-  <w:num w:numId="8" w16cid:durableId="452791048">
+  <w:num w:numId="8">
     <w:abstractNumId w:val="7"/>
   </w:num>
-  <w:num w:numId="9" w16cid:durableId="1278558723">
+  <w:num w:numId="9">
     <w:abstractNumId w:val="14"/>
   </w:num>
-  <w:num w:numId="10" w16cid:durableId="393234012">
+  <w:num w:numId="10">
     <w:abstractNumId w:val="3"/>
   </w:num>
-  <w:num w:numId="11" w16cid:durableId="832796286">
+  <w:num w:numId="11">
     <w:abstractNumId w:val="26"/>
   </w:num>
-  <w:num w:numId="12" w16cid:durableId="1888833485">
+  <w:num w:numId="12">
     <w:abstractNumId w:val="29"/>
   </w:num>
-  <w:num w:numId="13" w16cid:durableId="91513130">
+  <w:num w:numId="13">
     <w:abstractNumId w:val="9"/>
   </w:num>
-  <w:num w:numId="14" w16cid:durableId="1798064422">
+  <w:num w:numId="14">
     <w:abstractNumId w:val="8"/>
   </w:num>
-  <w:num w:numId="15" w16cid:durableId="1322662758">
+  <w:num w:numId="15">
     <w:abstractNumId w:val="21"/>
   </w:num>
-  <w:num w:numId="16" w16cid:durableId="1565946814">
+  <w:num w:numId="16">
     <w:abstractNumId w:val="19"/>
   </w:num>
-  <w:num w:numId="17" w16cid:durableId="320700088">
+  <w:num w:numId="17">
     <w:abstractNumId w:val="16"/>
   </w:num>
-  <w:num w:numId="18" w16cid:durableId="1705861217">
+  <w:num w:numId="18">
     <w:abstractNumId w:val="18"/>
   </w:num>
-  <w:num w:numId="19" w16cid:durableId="386151858">
+  <w:num w:numId="19">
     <w:abstractNumId w:val="0"/>
   </w:num>
-  <w:num w:numId="20" w16cid:durableId="1485586647">
+  <w:num w:numId="20">
     <w:abstractNumId w:val="12"/>
   </w:num>
-  <w:num w:numId="21" w16cid:durableId="556864226">
+  <w:num w:numId="21">
     <w:abstractNumId w:val="20"/>
   </w:num>
-  <w:num w:numId="22" w16cid:durableId="1207765063">
+  <w:num w:numId="22">
     <w:abstractNumId w:val="10"/>
   </w:num>
-  <w:num w:numId="23" w16cid:durableId="1219631347">
+  <w:num w:numId="23">
     <w:abstractNumId w:val="2"/>
   </w:num>
-  <w:num w:numId="24" w16cid:durableId="884486043">
+  <w:num w:numId="24">
     <w:abstractNumId w:val="1"/>
   </w:num>
-  <w:num w:numId="25" w16cid:durableId="1027873189">
+  <w:num w:numId="25">
     <w:abstractNumId w:val="23"/>
   </w:num>
-  <w:num w:numId="26" w16cid:durableId="1708679158">
+  <w:num w:numId="26">
     <w:abstractNumId w:val="13"/>
     <w:lvlOverride w:ilvl="0">
       <w:startOverride w:val="1"/>
@@ -10711,16 +11005,16 @@
       <w:startOverride w:val="1"/>
     </w:lvlOverride>
   </w:num>
-  <w:num w:numId="27" w16cid:durableId="2140300520">
+  <w:num w:numId="27">
     <w:abstractNumId w:val="24"/>
   </w:num>
-  <w:num w:numId="28" w16cid:durableId="228927307">
+  <w:num w:numId="28">
     <w:abstractNumId w:val="5"/>
   </w:num>
-  <w:num w:numId="29" w16cid:durableId="739866535">
+  <w:num w:numId="29">
     <w:abstractNumId w:val="6"/>
   </w:num>
-  <w:num w:numId="30" w16cid:durableId="798769474">
+  <w:num w:numId="30">
     <w:abstractNumId w:val="27"/>
     <w:lvlOverride w:ilvl="0">
       <w:startOverride w:val="1"/>
@@ -10750,7 +11044,7 @@
       <w:startOverride w:val="1"/>
     </w:lvlOverride>
   </w:num>
-  <w:num w:numId="31" w16cid:durableId="743183592">
+  <w:num w:numId="31">
     <w:abstractNumId w:val="25"/>
     <w:lvlOverride w:ilvl="0">
       <w:startOverride w:val="1"/>
@@ -10780,10 +11074,10 @@
       <w:startOverride w:val="1"/>
     </w:lvlOverride>
   </w:num>
-  <w:num w:numId="32" w16cid:durableId="1650014098">
+  <w:num w:numId="32">
     <w:abstractNumId w:val="11"/>
   </w:num>
-  <w:num w:numId="33" w16cid:durableId="2017340323">
+  <w:num w:numId="33">
     <w:abstractNumId w:val="31"/>
   </w:num>
 </w:numbering>
@@ -12055,26 +12349,6 @@
 </file>
 
 <file path=customXml/item1.xml><?xml version="1.0" encoding="utf-8"?>
-<p:properties xmlns:p="http://schemas.microsoft.com/office/2006/metadata/properties" xmlns:xsi="http://www.w3.org/2001/XMLSchema-instance" xmlns:pc="http://schemas.microsoft.com/office/infopath/2007/PartnerControls">
-  <documentManagement>
-    <TaxCatchAll xmlns="066ccb5b-8359-4381-bc69-015bbf4ecd57" xsi:nil="true"/>
-    <lcf76f155ced4ddcb4097134ff3c332f xmlns="d861acd4-5958-4b32-8562-fdadb39bd713">
-      <Terms xmlns="http://schemas.microsoft.com/office/infopath/2007/PartnerControls"/>
-    </lcf76f155ced4ddcb4097134ff3c332f>
-  </documentManagement>
-</p:properties>
-</file>
-
-<file path=customXml/item2.xml><?xml version="1.0" encoding="utf-8"?>
-<?mso-contentType ?>
-<FormTemplates xmlns="http://schemas.microsoft.com/sharepoint/v3/contenttype/forms">
-  <Display>DocumentLibraryForm</Display>
-  <Edit>DocumentLibraryForm</Edit>
-  <New>DocumentLibraryForm</New>
-</FormTemplates>
-</file>
-
-<file path=customXml/item3.xml><?xml version="1.0" encoding="utf-8"?>
 <ct:contentTypeSchema xmlns:ct="http://schemas.microsoft.com/office/2006/metadata/contentType" xmlns:ma="http://schemas.microsoft.com/office/2006/metadata/properties/metaAttributes" ct:_="" ma:_="" ma:contentTypeName="Documento" ma:contentTypeID="0x010100ADC0E8C736599C42A26D8B6E813C34E2" ma:contentTypeVersion="13" ma:contentTypeDescription="Crear nuevo documento." ma:contentTypeScope="" ma:versionID="527b740b011a8c1f4203bc2a72baddff">
   <xsd:schema xmlns:xsd="http://www.w3.org/2001/XMLSchema" xmlns:xs="http://www.w3.org/2001/XMLSchema" xmlns:p="http://schemas.microsoft.com/office/2006/metadata/properties" xmlns:ns2="d861acd4-5958-4b32-8562-fdadb39bd713" xmlns:ns3="066ccb5b-8359-4381-bc69-015bbf4ecd57" targetNamespace="http://schemas.microsoft.com/office/2006/metadata/properties" ma:root="true" ma:fieldsID="82503d6bf42c5ec6721763a5eb501459" ns2:_="" ns3:_="">
     <xsd:import namespace="d861acd4-5958-4b32-8562-fdadb39bd713"/>
@@ -12281,26 +12555,27 @@
 </ct:contentTypeSchema>
 </file>
 
-<file path=customXml/itemProps1.xml><?xml version="1.0" encoding="utf-8"?>
-<ds:datastoreItem xmlns:ds="http://schemas.openxmlformats.org/officeDocument/2006/customXml" ds:itemID="{C1A1430D-66B4-46C8-9ABC-B4ED2BE74C3C}">
-  <ds:schemaRefs>
-    <ds:schemaRef ds:uri="http://schemas.microsoft.com/office/2006/metadata/properties"/>
-    <ds:schemaRef ds:uri="http://schemas.microsoft.com/office/infopath/2007/PartnerControls"/>
-    <ds:schemaRef ds:uri="066ccb5b-8359-4381-bc69-015bbf4ecd57"/>
-    <ds:schemaRef ds:uri="d861acd4-5958-4b32-8562-fdadb39bd713"/>
-  </ds:schemaRefs>
-</ds:datastoreItem>
+<file path=customXml/item2.xml><?xml version="1.0" encoding="utf-8"?>
+<p:properties xmlns:p="http://schemas.microsoft.com/office/2006/metadata/properties" xmlns:xsi="http://www.w3.org/2001/XMLSchema-instance" xmlns:pc="http://schemas.microsoft.com/office/infopath/2007/PartnerControls">
+  <documentManagement>
+    <TaxCatchAll xmlns="066ccb5b-8359-4381-bc69-015bbf4ecd57" xsi:nil="true"/>
+    <lcf76f155ced4ddcb4097134ff3c332f xmlns="d861acd4-5958-4b32-8562-fdadb39bd713">
+      <Terms xmlns="http://schemas.microsoft.com/office/infopath/2007/PartnerControls"/>
+    </lcf76f155ced4ddcb4097134ff3c332f>
+  </documentManagement>
+</p:properties>
 </file>
 
-<file path=customXml/itemProps2.xml><?xml version="1.0" encoding="utf-8"?>
-<ds:datastoreItem xmlns:ds="http://schemas.openxmlformats.org/officeDocument/2006/customXml" ds:itemID="{9224B5AD-2AA2-4170-B0F2-AB98E2632C94}">
-  <ds:schemaRefs>
-    <ds:schemaRef ds:uri="http://schemas.microsoft.com/sharepoint/v3/contenttype/forms"/>
-  </ds:schemaRefs>
-</ds:datastoreItem>
+<file path=customXml/item3.xml><?xml version="1.0" encoding="utf-8"?>
+<?mso-contentType ?>
+<FormTemplates xmlns="http://schemas.microsoft.com/sharepoint/v3/contenttype/forms">
+  <Display>DocumentLibraryForm</Display>
+  <Edit>DocumentLibraryForm</Edit>
+  <New>DocumentLibraryForm</New>
+</FormTemplates>
 </file>
 
-<file path=customXml/itemProps3.xml><?xml version="1.0" encoding="utf-8"?>
+<file path=customXml/itemProps1.xml><?xml version="1.0" encoding="utf-8"?>
 <ds:datastoreItem xmlns:ds="http://schemas.openxmlformats.org/officeDocument/2006/customXml" ds:itemID="{F7124DEF-F927-4FD5-8347-44E7790B27C3}">
   <ds:schemaRefs>
     <ds:schemaRef ds:uri="http://schemas.microsoft.com/office/2006/metadata/contentType"/>
@@ -12317,4 +12592,23 @@
     <ds:schemaRef ds:uri="http://schemas.microsoft.com/internal/obd"/>
   </ds:schemaRefs>
 </ds:datastoreItem>
+</file>
+
+<file path=customXml/itemProps2.xml><?xml version="1.0" encoding="utf-8"?>
+<ds:datastoreItem xmlns:ds="http://schemas.openxmlformats.org/officeDocument/2006/customXml" ds:itemID="{C1A1430D-66B4-46C8-9ABC-B4ED2BE74C3C}">
+  <ds:schemaRefs>
+    <ds:schemaRef ds:uri="http://schemas.microsoft.com/office/2006/metadata/properties"/>
+    <ds:schemaRef ds:uri="http://schemas.microsoft.com/office/infopath/2007/PartnerControls"/>
+    <ds:schemaRef ds:uri="066ccb5b-8359-4381-bc69-015bbf4ecd57"/>
+    <ds:schemaRef ds:uri="d861acd4-5958-4b32-8562-fdadb39bd713"/>
+  </ds:schemaRefs>
+</ds:datastoreItem>
+</file>
+
+<file path=customXml/itemProps3.xml><?xml version="1.0" encoding="utf-8"?>
+<ds:datastoreItem xmlns:ds="http://schemas.openxmlformats.org/officeDocument/2006/customXml" ds:itemID="{9224B5AD-2AA2-4170-B0F2-AB98E2632C94}">
+  <ds:schemaRefs>
+    <ds:schemaRef ds:uri="http://schemas.microsoft.com/sharepoint/v3/contenttype/forms"/>
+  </ds:schemaRefs>
+</ds:datastoreItem>
 </file>
--- a/webapp/templates/word/Contrato_Aprendizaje_Lectivo_Diaco.docx
+++ b/webapp/templates/word/Contrato_Aprendizaje_Lectivo_Diaco.docx
@@ -198,23 +198,7 @@
                 <w:rFonts w:ascii="Calibri Light" w:hAnsi="Calibri Light" w:cs="Calibri Light"/>
                 <w:snapToGrid w:val="0"/>
               </w:rPr>
-              <w:t xml:space="preserve">CALLE 93 B </w:t>
-            </w:r>
-            <w:proofErr w:type="spellStart"/>
-            <w:r>
-              <w:rPr>
-                <w:rFonts w:ascii="Calibri Light" w:hAnsi="Calibri Light" w:cs="Calibri Light"/>
-                <w:snapToGrid w:val="0"/>
-              </w:rPr>
-              <w:t>N°</w:t>
-            </w:r>
-            <w:proofErr w:type="spellEnd"/>
-            <w:r>
-              <w:rPr>
-                <w:rFonts w:ascii="Calibri Light" w:hAnsi="Calibri Light" w:cs="Calibri Light"/>
-                <w:snapToGrid w:val="0"/>
-              </w:rPr>
-              <w:t xml:space="preserve"> 18- 12 </w:t>
+              <w:t xml:space="preserve">CALLE 93 B N° 18- 12 </w:t>
             </w:r>
           </w:p>
         </w:tc>
@@ -594,14 +578,7 @@
               <w:rPr>
                 <w:rFonts w:ascii="Calibri" w:eastAsia="Calibri" w:hAnsi="Calibri" w:cs="Calibri"/>
               </w:rPr>
-              <w:t>[[</w:t>
-            </w:r>
-            <w:proofErr w:type="spellStart"/>
-            <w:r>
-              <w:rPr>
-                <w:rFonts w:ascii="Calibri" w:eastAsia="Calibri" w:hAnsi="Calibri" w:cs="Calibri"/>
-              </w:rPr>
-              <w:t>FechaNacimiento</w:t>
+              <w:t>[[FechaNacimiento</w:t>
             </w:r>
             <w:r>
               <w:rPr>
@@ -609,7 +586,6 @@
               </w:rPr>
               <w:t>Mayus</w:t>
             </w:r>
-            <w:proofErr w:type="spellEnd"/>
             <w:r>
               <w:rPr>
                 <w:rFonts w:ascii="Calibri" w:eastAsia="Calibri" w:hAnsi="Calibri" w:cs="Calibri"/>
@@ -659,21 +635,7 @@
               <w:rPr>
                 <w:rFonts w:ascii="Calibri" w:eastAsia="Calibri" w:hAnsi="Calibri" w:cs="Calibri"/>
               </w:rPr>
-              <w:t>[[</w:t>
-            </w:r>
-            <w:proofErr w:type="spellStart"/>
-            <w:r>
-              <w:rPr>
-                <w:rFonts w:ascii="Calibri" w:eastAsia="Calibri" w:hAnsi="Calibri" w:cs="Calibri"/>
-              </w:rPr>
-              <w:t>Direccion</w:t>
-            </w:r>
-            <w:proofErr w:type="spellEnd"/>
-            <w:r>
-              <w:rPr>
-                <w:rFonts w:ascii="Calibri" w:eastAsia="Calibri" w:hAnsi="Calibri" w:cs="Calibri"/>
-              </w:rPr>
-              <w:t>]]</w:t>
+              <w:t>[[Direccion]]</w:t>
             </w:r>
           </w:p>
         </w:tc>
@@ -721,21 +683,7 @@
               <w:rPr>
                 <w:rFonts w:ascii="Calibri" w:eastAsia="Calibri" w:hAnsi="Calibri" w:cs="Calibri"/>
               </w:rPr>
-              <w:t>[[</w:t>
-            </w:r>
-            <w:proofErr w:type="spellStart"/>
-            <w:r>
-              <w:rPr>
-                <w:rFonts w:ascii="Calibri" w:eastAsia="Calibri" w:hAnsi="Calibri" w:cs="Calibri"/>
-              </w:rPr>
-              <w:t>Telefono</w:t>
-            </w:r>
-            <w:proofErr w:type="spellEnd"/>
-            <w:r>
-              <w:rPr>
-                <w:rFonts w:ascii="Calibri" w:eastAsia="Calibri" w:hAnsi="Calibri" w:cs="Calibri"/>
-              </w:rPr>
-              <w:t>]]</w:t>
+              <w:t>[[Telefono]]</w:t>
             </w:r>
           </w:p>
         </w:tc>
@@ -783,14 +731,7 @@
               <w:rPr>
                 <w:rFonts w:ascii="Calibri" w:eastAsia="Calibri" w:hAnsi="Calibri" w:cs="Calibri"/>
               </w:rPr>
-              <w:t>[[</w:t>
-            </w:r>
-            <w:proofErr w:type="spellStart"/>
-            <w:r>
-              <w:rPr>
-                <w:rFonts w:ascii="Calibri" w:eastAsia="Calibri" w:hAnsi="Calibri" w:cs="Calibri"/>
-              </w:rPr>
-              <w:t>Fecha</w:t>
+              <w:t>[[Fecha</w:t>
             </w:r>
             <w:r>
               <w:rPr>
@@ -804,7 +745,6 @@
               </w:rPr>
               <w:t>Mayus</w:t>
             </w:r>
-            <w:proofErr w:type="spellEnd"/>
             <w:r>
               <w:rPr>
                 <w:rFonts w:ascii="Calibri" w:eastAsia="Calibri" w:hAnsi="Calibri" w:cs="Calibri"/>
@@ -858,14 +798,7 @@
               <w:rPr>
                 <w:rFonts w:ascii="Calibri" w:eastAsia="Calibri" w:hAnsi="Calibri" w:cs="Calibri"/>
               </w:rPr>
-              <w:t>[[</w:t>
-            </w:r>
-            <w:proofErr w:type="spellStart"/>
-            <w:r>
-              <w:rPr>
-                <w:rFonts w:ascii="Calibri" w:eastAsia="Calibri" w:hAnsi="Calibri" w:cs="Calibri"/>
-              </w:rPr>
-              <w:t>Fecha</w:t>
+              <w:t>[[Fecha</w:t>
             </w:r>
             <w:r>
               <w:rPr>
@@ -879,7 +812,6 @@
               </w:rPr>
               <w:t>Mayus</w:t>
             </w:r>
-            <w:proofErr w:type="spellEnd"/>
             <w:r>
               <w:rPr>
                 <w:rFonts w:ascii="Calibri" w:eastAsia="Calibri" w:hAnsi="Calibri" w:cs="Calibri"/>
@@ -961,14 +893,7 @@
               <w:rPr>
                 <w:rFonts w:ascii="Calibri" w:eastAsia="Calibri" w:hAnsi="Calibri" w:cs="Calibri"/>
               </w:rPr>
-              <w:t>[[</w:t>
-            </w:r>
-            <w:proofErr w:type="spellStart"/>
-            <w:r>
-              <w:rPr>
-                <w:rFonts w:ascii="Calibri" w:eastAsia="Calibri" w:hAnsi="Calibri" w:cs="Calibri"/>
-              </w:rPr>
-              <w:t>Institucion</w:t>
+              <w:t>[[Institucion</w:t>
             </w:r>
             <w:r>
               <w:rPr>
@@ -976,7 +901,6 @@
               </w:rPr>
               <w:t>Mayus</w:t>
             </w:r>
-            <w:proofErr w:type="spellEnd"/>
             <w:r>
               <w:rPr>
                 <w:rFonts w:ascii="Calibri" w:eastAsia="Calibri" w:hAnsi="Calibri" w:cs="Calibri"/>
@@ -1030,14 +954,12 @@
               </w:rPr>
               <w:t>[[</w:t>
             </w:r>
-            <w:proofErr w:type="spellStart"/>
             <w:r>
               <w:rPr>
                 <w:rFonts w:ascii="Calibri" w:eastAsia="Calibri" w:hAnsi="Calibri" w:cs="Calibri"/>
               </w:rPr>
               <w:t>Nit</w:t>
             </w:r>
-            <w:proofErr w:type="spellEnd"/>
             <w:r>
               <w:rPr>
                 <w:rFonts w:ascii="Calibri" w:eastAsia="Calibri" w:hAnsi="Calibri" w:cs="Calibri"/>
@@ -1222,26 +1144,16 @@
           <w:b/>
           <w:bCs/>
         </w:rPr>
-        <w:t>[[</w:t>
-      </w:r>
-      <w:proofErr w:type="spellStart"/>
+        <w:t>[[Ciudad</w:t>
+      </w:r>
       <w:r>
         <w:rPr>
           <w:rFonts w:ascii="Calibri" w:eastAsia="Calibri" w:hAnsi="Calibri" w:cs="Calibri"/>
           <w:b/>
           <w:bCs/>
         </w:rPr>
-        <w:t>Ciudad</w:t>
-      </w:r>
-      <w:r>
-        <w:rPr>
-          <w:rFonts w:ascii="Calibri" w:eastAsia="Calibri" w:hAnsi="Calibri" w:cs="Calibri"/>
-          <w:b/>
-          <w:bCs/>
-        </w:rPr>
         <w:t>Expedicion</w:t>
       </w:r>
-      <w:proofErr w:type="spellEnd"/>
       <w:r>
         <w:rPr>
           <w:rFonts w:ascii="Calibri" w:eastAsia="Calibri" w:hAnsi="Calibri" w:cs="Calibri"/>
@@ -1404,21 +1316,7 @@
         <w:rPr>
           <w:rFonts w:ascii="Calibri" w:eastAsia="Calibri" w:hAnsi="Calibri" w:cs="Calibri"/>
         </w:rPr>
-        <w:t>[[</w:t>
-      </w:r>
-      <w:proofErr w:type="spellStart"/>
-      <w:r>
-        <w:rPr>
-          <w:rFonts w:ascii="Calibri" w:eastAsia="Calibri" w:hAnsi="Calibri" w:cs="Calibri"/>
-        </w:rPr>
-        <w:t>Institucion</w:t>
-      </w:r>
-      <w:proofErr w:type="spellEnd"/>
-      <w:r>
-        <w:rPr>
-          <w:rFonts w:ascii="Calibri" w:eastAsia="Calibri" w:hAnsi="Calibri" w:cs="Calibri"/>
-        </w:rPr>
-        <w:t>]]</w:t>
+        <w:t>[[Institucion]]</w:t>
       </w:r>
       <w:r>
         <w:rPr>
@@ -1631,64 +1529,36 @@
           <w:b/>
           <w:bCs/>
         </w:rPr>
-        <w:t>[[</w:t>
-      </w:r>
-      <w:proofErr w:type="spellStart"/>
+        <w:t>[[FechaIngreso]]</w:t>
+      </w:r>
       <w:r>
         <w:rPr>
           <w:rFonts w:ascii="Calibri" w:eastAsia="Calibri" w:hAnsi="Calibri" w:cs="Calibri"/>
-          <w:b/>
-          <w:bCs/>
-        </w:rPr>
-        <w:t>FechaIngreso</w:t>
-      </w:r>
-      <w:proofErr w:type="spellEnd"/>
+        </w:rPr>
+        <w:t xml:space="preserve"> </w:t>
+      </w:r>
+      <w:r>
+        <w:rPr>
+          <w:rFonts w:ascii="Calibri Light" w:hAnsi="Calibri Light" w:cs="Calibri Light"/>
+        </w:rPr>
+        <w:t xml:space="preserve">fecha de iniciación del Contrato; y el </w:t>
+      </w:r>
       <w:r>
         <w:rPr>
           <w:rFonts w:ascii="Calibri" w:eastAsia="Calibri" w:hAnsi="Calibri" w:cs="Calibri"/>
           <w:b/>
           <w:bCs/>
         </w:rPr>
-        <w:t>]]</w:t>
+        <w:t>[[Fecha</w:t>
       </w:r>
       <w:r>
         <w:rPr>
           <w:rFonts w:ascii="Calibri" w:eastAsia="Calibri" w:hAnsi="Calibri" w:cs="Calibri"/>
-        </w:rPr>
-        <w:t xml:space="preserve"> </w:t>
-      </w:r>
-      <w:r>
-        <w:rPr>
-          <w:rFonts w:ascii="Calibri Light" w:hAnsi="Calibri Light" w:cs="Calibri Light"/>
-        </w:rPr>
-        <w:t xml:space="preserve">fecha de iniciación del Contrato; y el </w:t>
-      </w:r>
-      <w:r>
-        <w:rPr>
-          <w:rFonts w:ascii="Calibri" w:eastAsia="Calibri" w:hAnsi="Calibri" w:cs="Calibri"/>
-          <w:b/>
-          <w:bCs/>
-        </w:rPr>
-        <w:t>[[</w:t>
-      </w:r>
-      <w:proofErr w:type="spellStart"/>
-      <w:r>
-        <w:rPr>
-          <w:rFonts w:ascii="Calibri" w:eastAsia="Calibri" w:hAnsi="Calibri" w:cs="Calibri"/>
-          <w:b/>
-          <w:bCs/>
-        </w:rPr>
-        <w:t>Fecha</w:t>
-      </w:r>
-      <w:r>
-        <w:rPr>
-          <w:rFonts w:ascii="Calibri" w:eastAsia="Calibri" w:hAnsi="Calibri" w:cs="Calibri"/>
           <w:b/>
           <w:bCs/>
         </w:rPr>
         <w:t>Salida</w:t>
       </w:r>
-      <w:proofErr w:type="spellEnd"/>
       <w:r>
         <w:rPr>
           <w:rFonts w:ascii="Calibri" w:eastAsia="Calibri" w:hAnsi="Calibri" w:cs="Calibri"/>
@@ -3338,21 +3208,7 @@
         <w:rPr>
           <w:rFonts w:ascii="Calibri Light" w:hAnsi="Calibri Light" w:cs="Calibri Light"/>
         </w:rPr>
-        <w:t xml:space="preserve">, y en consecuencia se obliga a:  3.1.  Utilizar los Sistemas de Información únicamente para propósitos aprobados con ocasión del desarrollo del Contrato de Aprendizaje. 3.2. Mantener confidencialmente sus identificaciones, </w:t>
-      </w:r>
-      <w:proofErr w:type="spellStart"/>
-      <w:r>
-        <w:rPr>
-          <w:rFonts w:ascii="Calibri Light" w:hAnsi="Calibri Light" w:cs="Calibri Light"/>
-        </w:rPr>
-        <w:t>password</w:t>
-      </w:r>
-      <w:proofErr w:type="spellEnd"/>
-      <w:r>
-        <w:rPr>
-          <w:rFonts w:ascii="Calibri Light" w:hAnsi="Calibri Light" w:cs="Calibri Light"/>
-        </w:rPr>
-        <w:t xml:space="preserve"> y claves de acceso físico, y softwares oficiales instalados en su computadora personal o en la suministra por la </w:t>
+        <w:t xml:space="preserve">, y en consecuencia se obliga a:  3.1.  Utilizar los Sistemas de Información únicamente para propósitos aprobados con ocasión del desarrollo del Contrato de Aprendizaje. 3.2. Mantener confidencialmente sus identificaciones, password y claves de acceso físico, y softwares oficiales instalados en su computadora personal o en la suministra por la </w:t>
       </w:r>
       <w:r>
         <w:rPr>
@@ -5777,39 +5633,7 @@
           <w:lang w:val="es-ES"/>
         </w:rPr>
         <w:lastRenderedPageBreak/>
-        <w:t xml:space="preserve">Las PARTES se comprometen a cumplir todas las leyes y regulaciones vigentes, incluyendo la Ley 1778 de 2016, el FCPA, el UK </w:t>
-      </w:r>
-      <w:proofErr w:type="spellStart"/>
-      <w:r>
-        <w:rPr>
-          <w:rFonts w:ascii="Calibri Light" w:hAnsi="Calibri Light" w:cs="Calibri Light"/>
-          <w:lang w:val="es-ES"/>
-        </w:rPr>
-        <w:t>Bribery</w:t>
-      </w:r>
-      <w:proofErr w:type="spellEnd"/>
-      <w:r>
-        <w:rPr>
-          <w:rFonts w:ascii="Calibri Light" w:hAnsi="Calibri Light" w:cs="Calibri Light"/>
-          <w:lang w:val="es-ES"/>
-        </w:rPr>
-        <w:t xml:space="preserve"> </w:t>
-      </w:r>
-      <w:proofErr w:type="spellStart"/>
-      <w:r>
-        <w:rPr>
-          <w:rFonts w:ascii="Calibri Light" w:hAnsi="Calibri Light" w:cs="Calibri Light"/>
-          <w:lang w:val="es-ES"/>
-        </w:rPr>
-        <w:t>Act</w:t>
-      </w:r>
-      <w:proofErr w:type="spellEnd"/>
-      <w:r>
-        <w:rPr>
-          <w:rFonts w:ascii="Calibri Light" w:hAnsi="Calibri Light" w:cs="Calibri Light"/>
-          <w:lang w:val="es-ES"/>
-        </w:rPr>
-        <w:t xml:space="preserve"> y otras relacionadas con soborno, corrupción y conflictos de interés.</w:t>
+        <w:t>Las PARTES se comprometen a cumplir todas las leyes y regulaciones vigentes, incluyendo la Ley 1778 de 2016, el FCPA, el UK Bribery Act y otras relacionadas con soborno, corrupción y conflictos de interés.</w:t>
       </w:r>
     </w:p>
     <w:p>
@@ -5909,23 +5733,7 @@
           <w:rFonts w:ascii="Calibri Light" w:hAnsi="Calibri Light" w:cs="Calibri Light"/>
           <w:lang w:val="es-ES"/>
         </w:rPr>
-        <w:t xml:space="preserve">Las PARTES garantizarán que sus representantes no son funcionarios públicos </w:t>
-      </w:r>
-      <w:proofErr w:type="spellStart"/>
-      <w:r>
-        <w:rPr>
-          <w:rFonts w:ascii="Calibri Light" w:hAnsi="Calibri Light" w:cs="Calibri Light"/>
-          <w:lang w:val="es-ES"/>
-        </w:rPr>
-        <w:t>y</w:t>
-      </w:r>
-      <w:proofErr w:type="spellEnd"/>
-      <w:r>
-        <w:rPr>
-          <w:rFonts w:ascii="Calibri Light" w:hAnsi="Calibri Light" w:cs="Calibri Light"/>
-          <w:lang w:val="es-ES"/>
-        </w:rPr>
-        <w:t xml:space="preserve"> informarán sobre cualquier cambio en este estatus.</w:t>
+        <w:t>Las PARTES garantizarán que sus representantes no son funcionarios públicos y informarán sobre cualquier cambio en este estatus.</w:t>
       </w:r>
     </w:p>
     <w:p>
@@ -6111,23 +5919,13 @@
           <w:szCs w:val="22"/>
         </w:rPr>
       </w:pPr>
-      <w:proofErr w:type="spellStart"/>
       <w:r>
         <w:rPr>
           <w:rFonts w:ascii="Calibri Light" w:hAnsi="Calibri Light" w:cs="Calibri Light"/>
           <w:sz w:val="22"/>
           <w:szCs w:val="22"/>
         </w:rPr>
-        <w:t>ii</w:t>
-      </w:r>
-      <w:proofErr w:type="spellEnd"/>
-      <w:r>
-        <w:rPr>
-          <w:rFonts w:ascii="Calibri Light" w:hAnsi="Calibri Light" w:cs="Calibri Light"/>
-          <w:sz w:val="22"/>
-          <w:szCs w:val="22"/>
-        </w:rPr>
-        <w:t xml:space="preserve">. </w:t>
+        <w:t xml:space="preserve">ii. </w:t>
       </w:r>
       <w:r>
         <w:rPr>
@@ -6169,23 +5967,13 @@
           <w:szCs w:val="22"/>
         </w:rPr>
       </w:pPr>
-      <w:proofErr w:type="spellStart"/>
       <w:r>
         <w:rPr>
           <w:rFonts w:ascii="Calibri Light" w:hAnsi="Calibri Light" w:cs="Calibri Light"/>
           <w:sz w:val="22"/>
           <w:szCs w:val="22"/>
         </w:rPr>
-        <w:t>iii</w:t>
-      </w:r>
-      <w:proofErr w:type="spellEnd"/>
-      <w:r>
-        <w:rPr>
-          <w:rFonts w:ascii="Calibri Light" w:hAnsi="Calibri Light" w:cs="Calibri Light"/>
-          <w:sz w:val="22"/>
-          <w:szCs w:val="22"/>
-        </w:rPr>
-        <w:t xml:space="preserve">. </w:t>
+        <w:t xml:space="preserve">iii. </w:t>
       </w:r>
       <w:r>
         <w:rPr>
@@ -6689,23 +6477,7 @@
           <w:rFonts w:ascii="Calibri Light" w:hAnsi="Calibri Light" w:cs="Calibri Light"/>
           <w:b/>
         </w:rPr>
-        <w:t>[[</w:t>
-      </w:r>
-      <w:proofErr w:type="spellStart"/>
-      <w:r>
-        <w:rPr>
-          <w:rFonts w:ascii="Calibri Light" w:hAnsi="Calibri Light" w:cs="Calibri Light"/>
-          <w:b/>
-        </w:rPr>
-        <w:t>FechaIngreso</w:t>
-      </w:r>
-      <w:proofErr w:type="spellEnd"/>
-      <w:r>
-        <w:rPr>
-          <w:rFonts w:ascii="Calibri Light" w:hAnsi="Calibri Light" w:cs="Calibri Light"/>
-          <w:b/>
-        </w:rPr>
-        <w:t>]]</w:t>
+        <w:t>[[FechaIngreso]]</w:t>
       </w:r>
       <w:r>
         <w:rPr>
@@ -6719,23 +6491,7 @@
           <w:rFonts w:ascii="Calibri Light" w:hAnsi="Calibri Light" w:cs="Calibri Light"/>
           <w:b/>
         </w:rPr>
-        <w:t>[[</w:t>
-      </w:r>
-      <w:proofErr w:type="spellStart"/>
-      <w:r>
-        <w:rPr>
-          <w:rFonts w:ascii="Calibri Light" w:hAnsi="Calibri Light" w:cs="Calibri Light"/>
-          <w:b/>
-        </w:rPr>
-        <w:t>FechaSalida</w:t>
-      </w:r>
-      <w:proofErr w:type="spellEnd"/>
-      <w:r>
-        <w:rPr>
-          <w:rFonts w:ascii="Calibri Light" w:hAnsi="Calibri Light" w:cs="Calibri Light"/>
-          <w:b/>
-        </w:rPr>
-        <w:t>]]</w:t>
+        <w:t>[[FechaSalida]]</w:t>
       </w:r>
       <w:r>
         <w:rPr>
@@ -6778,21 +6534,13 @@
         <w:rPr>
           <w:rFonts w:ascii="Calibri Light" w:hAnsi="Calibri Light" w:cs="Calibri Light"/>
         </w:rPr>
-        <w:t>[[</w:t>
-      </w:r>
-      <w:proofErr w:type="spellStart"/>
-      <w:r>
-        <w:rPr>
-          <w:rFonts w:ascii="Calibri Light" w:hAnsi="Calibri Light" w:cs="Calibri Light"/>
-        </w:rPr>
-        <w:t>FechaLarga</w:t>
-      </w:r>
-      <w:proofErr w:type="spellEnd"/>
-      <w:r>
-        <w:rPr>
-          <w:rFonts w:ascii="Calibri Light" w:hAnsi="Calibri Light" w:cs="Calibri Light"/>
-        </w:rPr>
-        <w:t>]]</w:t>
+        <w:t>[[FechaLarga]]</w:t>
+      </w:r>
+      <w:r>
+        <w:rPr>
+          <w:rFonts w:ascii="Calibri Light" w:hAnsi="Calibri Light" w:cs="Calibri Light"/>
+        </w:rPr>
+        <w:t>.</w:t>
       </w:r>
     </w:p>
     <w:p>
@@ -7093,7 +6841,7 @@
             </wp:anchor>
           </w:drawing>
         </mc:Choice>
-        <mc:Fallback xmlns:oel="http://schemas.microsoft.com/office/2019/extlst">
+        <mc:Fallback>
           <w:pict>
             <v:shapetype w14:anchorId="3CD1AF0C" id="_x0000_t202" coordsize="21600,21600" o:spt="202" path="m,l,21600r21600,l21600,xe">
               <v:stroke joinstyle="miter"/>
@@ -12349,6 +12097,26 @@
 </file>
 
 <file path=customXml/item1.xml><?xml version="1.0" encoding="utf-8"?>
+<?mso-contentType ?>
+<FormTemplates xmlns="http://schemas.microsoft.com/sharepoint/v3/contenttype/forms">
+  <Display>DocumentLibraryForm</Display>
+  <Edit>DocumentLibraryForm</Edit>
+  <New>DocumentLibraryForm</New>
+</FormTemplates>
+</file>
+
+<file path=customXml/item2.xml><?xml version="1.0" encoding="utf-8"?>
+<p:properties xmlns:p="http://schemas.microsoft.com/office/2006/metadata/properties" xmlns:xsi="http://www.w3.org/2001/XMLSchema-instance" xmlns:pc="http://schemas.microsoft.com/office/infopath/2007/PartnerControls">
+  <documentManagement>
+    <TaxCatchAll xmlns="066ccb5b-8359-4381-bc69-015bbf4ecd57" xsi:nil="true"/>
+    <lcf76f155ced4ddcb4097134ff3c332f xmlns="d861acd4-5958-4b32-8562-fdadb39bd713">
+      <Terms xmlns="http://schemas.microsoft.com/office/infopath/2007/PartnerControls"/>
+    </lcf76f155ced4ddcb4097134ff3c332f>
+  </documentManagement>
+</p:properties>
+</file>
+
+<file path=customXml/item3.xml><?xml version="1.0" encoding="utf-8"?>
 <ct:contentTypeSchema xmlns:ct="http://schemas.microsoft.com/office/2006/metadata/contentType" xmlns:ma="http://schemas.microsoft.com/office/2006/metadata/properties/metaAttributes" ct:_="" ma:_="" ma:contentTypeName="Documento" ma:contentTypeID="0x010100ADC0E8C736599C42A26D8B6E813C34E2" ma:contentTypeVersion="13" ma:contentTypeDescription="Crear nuevo documento." ma:contentTypeScope="" ma:versionID="527b740b011a8c1f4203bc2a72baddff">
   <xsd:schema xmlns:xsd="http://www.w3.org/2001/XMLSchema" xmlns:xs="http://www.w3.org/2001/XMLSchema" xmlns:p="http://schemas.microsoft.com/office/2006/metadata/properties" xmlns:ns2="d861acd4-5958-4b32-8562-fdadb39bd713" xmlns:ns3="066ccb5b-8359-4381-bc69-015bbf4ecd57" targetNamespace="http://schemas.microsoft.com/office/2006/metadata/properties" ma:root="true" ma:fieldsID="82503d6bf42c5ec6721763a5eb501459" ns2:_="" ns3:_="">
     <xsd:import namespace="d861acd4-5958-4b32-8562-fdadb39bd713"/>
@@ -12555,27 +12323,26 @@
 </ct:contentTypeSchema>
 </file>
 
-<file path=customXml/item2.xml><?xml version="1.0" encoding="utf-8"?>
-<p:properties xmlns:p="http://schemas.microsoft.com/office/2006/metadata/properties" xmlns:xsi="http://www.w3.org/2001/XMLSchema-instance" xmlns:pc="http://schemas.microsoft.com/office/infopath/2007/PartnerControls">
-  <documentManagement>
-    <TaxCatchAll xmlns="066ccb5b-8359-4381-bc69-015bbf4ecd57" xsi:nil="true"/>
-    <lcf76f155ced4ddcb4097134ff3c332f xmlns="d861acd4-5958-4b32-8562-fdadb39bd713">
-      <Terms xmlns="http://schemas.microsoft.com/office/infopath/2007/PartnerControls"/>
-    </lcf76f155ced4ddcb4097134ff3c332f>
-  </documentManagement>
-</p:properties>
+<file path=customXml/itemProps1.xml><?xml version="1.0" encoding="utf-8"?>
+<ds:datastoreItem xmlns:ds="http://schemas.openxmlformats.org/officeDocument/2006/customXml" ds:itemID="{9224B5AD-2AA2-4170-B0F2-AB98E2632C94}">
+  <ds:schemaRefs>
+    <ds:schemaRef ds:uri="http://schemas.microsoft.com/sharepoint/v3/contenttype/forms"/>
+  </ds:schemaRefs>
+</ds:datastoreItem>
 </file>
 
-<file path=customXml/item3.xml><?xml version="1.0" encoding="utf-8"?>
-<?mso-contentType ?>
-<FormTemplates xmlns="http://schemas.microsoft.com/sharepoint/v3/contenttype/forms">
-  <Display>DocumentLibraryForm</Display>
-  <Edit>DocumentLibraryForm</Edit>
-  <New>DocumentLibraryForm</New>
-</FormTemplates>
+<file path=customXml/itemProps2.xml><?xml version="1.0" encoding="utf-8"?>
+<ds:datastoreItem xmlns:ds="http://schemas.openxmlformats.org/officeDocument/2006/customXml" ds:itemID="{C1A1430D-66B4-46C8-9ABC-B4ED2BE74C3C}">
+  <ds:schemaRefs>
+    <ds:schemaRef ds:uri="http://schemas.microsoft.com/office/2006/metadata/properties"/>
+    <ds:schemaRef ds:uri="http://schemas.microsoft.com/office/infopath/2007/PartnerControls"/>
+    <ds:schemaRef ds:uri="066ccb5b-8359-4381-bc69-015bbf4ecd57"/>
+    <ds:schemaRef ds:uri="d861acd4-5958-4b32-8562-fdadb39bd713"/>
+  </ds:schemaRefs>
+</ds:datastoreItem>
 </file>
 
-<file path=customXml/itemProps1.xml><?xml version="1.0" encoding="utf-8"?>
+<file path=customXml/itemProps3.xml><?xml version="1.0" encoding="utf-8"?>
 <ds:datastoreItem xmlns:ds="http://schemas.openxmlformats.org/officeDocument/2006/customXml" ds:itemID="{F7124DEF-F927-4FD5-8347-44E7790B27C3}">
   <ds:schemaRefs>
     <ds:schemaRef ds:uri="http://schemas.microsoft.com/office/2006/metadata/contentType"/>
@@ -12592,23 +12359,4 @@
     <ds:schemaRef ds:uri="http://schemas.microsoft.com/internal/obd"/>
   </ds:schemaRefs>
 </ds:datastoreItem>
-</file>
-
-<file path=customXml/itemProps2.xml><?xml version="1.0" encoding="utf-8"?>
-<ds:datastoreItem xmlns:ds="http://schemas.openxmlformats.org/officeDocument/2006/customXml" ds:itemID="{C1A1430D-66B4-46C8-9ABC-B4ED2BE74C3C}">
-  <ds:schemaRefs>
-    <ds:schemaRef ds:uri="http://schemas.microsoft.com/office/2006/metadata/properties"/>
-    <ds:schemaRef ds:uri="http://schemas.microsoft.com/office/infopath/2007/PartnerControls"/>
-    <ds:schemaRef ds:uri="066ccb5b-8359-4381-bc69-015bbf4ecd57"/>
-    <ds:schemaRef ds:uri="d861acd4-5958-4b32-8562-fdadb39bd713"/>
-  </ds:schemaRefs>
-</ds:datastoreItem>
-</file>
-
-<file path=customXml/itemProps3.xml><?xml version="1.0" encoding="utf-8"?>
-<ds:datastoreItem xmlns:ds="http://schemas.openxmlformats.org/officeDocument/2006/customXml" ds:itemID="{9224B5AD-2AA2-4170-B0F2-AB98E2632C94}">
-  <ds:schemaRefs>
-    <ds:schemaRef ds:uri="http://schemas.microsoft.com/sharepoint/v3/contenttype/forms"/>
-  </ds:schemaRefs>
-</ds:datastoreItem>
 </file>
--- a/webapp/templates/word/Contrato_Aprendizaje_Lectivo_Diaco.docx
+++ b/webapp/templates/word/Contrato_Aprendizaje_Lectivo_Diaco.docx
@@ -198,7 +198,23 @@
                 <w:rFonts w:ascii="Calibri Light" w:hAnsi="Calibri Light" w:cs="Calibri Light"/>
                 <w:snapToGrid w:val="0"/>
               </w:rPr>
-              <w:t xml:space="preserve">CALLE 93 B N° 18- 12 </w:t>
+              <w:t xml:space="preserve">CALLE 93 B </w:t>
+            </w:r>
+            <w:proofErr w:type="spellStart"/>
+            <w:r>
+              <w:rPr>
+                <w:rFonts w:ascii="Calibri Light" w:hAnsi="Calibri Light" w:cs="Calibri Light"/>
+                <w:snapToGrid w:val="0"/>
+              </w:rPr>
+              <w:t>N°</w:t>
+            </w:r>
+            <w:proofErr w:type="spellEnd"/>
+            <w:r>
+              <w:rPr>
+                <w:rFonts w:ascii="Calibri Light" w:hAnsi="Calibri Light" w:cs="Calibri Light"/>
+                <w:snapToGrid w:val="0"/>
+              </w:rPr>
+              <w:t xml:space="preserve"> 18- 12 </w:t>
             </w:r>
           </w:p>
         </w:tc>
@@ -578,7 +594,14 @@
               <w:rPr>
                 <w:rFonts w:ascii="Calibri" w:eastAsia="Calibri" w:hAnsi="Calibri" w:cs="Calibri"/>
               </w:rPr>
-              <w:t>[[FechaNacimiento</w:t>
+              <w:t>[[</w:t>
+            </w:r>
+            <w:proofErr w:type="spellStart"/>
+            <w:r>
+              <w:rPr>
+                <w:rFonts w:ascii="Calibri" w:eastAsia="Calibri" w:hAnsi="Calibri" w:cs="Calibri"/>
+              </w:rPr>
+              <w:t>FechaNacimiento</w:t>
             </w:r>
             <w:r>
               <w:rPr>
@@ -586,6 +609,7 @@
               </w:rPr>
               <w:t>Mayus</w:t>
             </w:r>
+            <w:proofErr w:type="spellEnd"/>
             <w:r>
               <w:rPr>
                 <w:rFonts w:ascii="Calibri" w:eastAsia="Calibri" w:hAnsi="Calibri" w:cs="Calibri"/>
@@ -635,7 +659,21 @@
               <w:rPr>
                 <w:rFonts w:ascii="Calibri" w:eastAsia="Calibri" w:hAnsi="Calibri" w:cs="Calibri"/>
               </w:rPr>
-              <w:t>[[Direccion]]</w:t>
+              <w:t>[[</w:t>
+            </w:r>
+            <w:proofErr w:type="spellStart"/>
+            <w:r>
+              <w:rPr>
+                <w:rFonts w:ascii="Calibri" w:eastAsia="Calibri" w:hAnsi="Calibri" w:cs="Calibri"/>
+              </w:rPr>
+              <w:t>Direccion</w:t>
+            </w:r>
+            <w:proofErr w:type="spellEnd"/>
+            <w:r>
+              <w:rPr>
+                <w:rFonts w:ascii="Calibri" w:eastAsia="Calibri" w:hAnsi="Calibri" w:cs="Calibri"/>
+              </w:rPr>
+              <w:t>]]</w:t>
             </w:r>
           </w:p>
         </w:tc>
@@ -683,7 +721,21 @@
               <w:rPr>
                 <w:rFonts w:ascii="Calibri" w:eastAsia="Calibri" w:hAnsi="Calibri" w:cs="Calibri"/>
               </w:rPr>
-              <w:t>[[Telefono]]</w:t>
+              <w:t>[[</w:t>
+            </w:r>
+            <w:proofErr w:type="spellStart"/>
+            <w:r>
+              <w:rPr>
+                <w:rFonts w:ascii="Calibri" w:eastAsia="Calibri" w:hAnsi="Calibri" w:cs="Calibri"/>
+              </w:rPr>
+              <w:t>Telefono</w:t>
+            </w:r>
+            <w:proofErr w:type="spellEnd"/>
+            <w:r>
+              <w:rPr>
+                <w:rFonts w:ascii="Calibri" w:eastAsia="Calibri" w:hAnsi="Calibri" w:cs="Calibri"/>
+              </w:rPr>
+              <w:t>]]</w:t>
             </w:r>
           </w:p>
         </w:tc>
@@ -731,7 +783,14 @@
               <w:rPr>
                 <w:rFonts w:ascii="Calibri" w:eastAsia="Calibri" w:hAnsi="Calibri" w:cs="Calibri"/>
               </w:rPr>
-              <w:t>[[Fecha</w:t>
+              <w:t>[[</w:t>
+            </w:r>
+            <w:proofErr w:type="spellStart"/>
+            <w:r>
+              <w:rPr>
+                <w:rFonts w:ascii="Calibri" w:eastAsia="Calibri" w:hAnsi="Calibri" w:cs="Calibri"/>
+              </w:rPr>
+              <w:t>Fecha</w:t>
             </w:r>
             <w:r>
               <w:rPr>
@@ -745,6 +804,7 @@
               </w:rPr>
               <w:t>Mayus</w:t>
             </w:r>
+            <w:proofErr w:type="spellEnd"/>
             <w:r>
               <w:rPr>
                 <w:rFonts w:ascii="Calibri" w:eastAsia="Calibri" w:hAnsi="Calibri" w:cs="Calibri"/>
@@ -798,7 +858,14 @@
               <w:rPr>
                 <w:rFonts w:ascii="Calibri" w:eastAsia="Calibri" w:hAnsi="Calibri" w:cs="Calibri"/>
               </w:rPr>
-              <w:t>[[Fecha</w:t>
+              <w:t>[[</w:t>
+            </w:r>
+            <w:proofErr w:type="spellStart"/>
+            <w:r>
+              <w:rPr>
+                <w:rFonts w:ascii="Calibri" w:eastAsia="Calibri" w:hAnsi="Calibri" w:cs="Calibri"/>
+              </w:rPr>
+              <w:t>Fecha</w:t>
             </w:r>
             <w:r>
               <w:rPr>
@@ -812,6 +879,7 @@
               </w:rPr>
               <w:t>Mayus</w:t>
             </w:r>
+            <w:proofErr w:type="spellEnd"/>
             <w:r>
               <w:rPr>
                 <w:rFonts w:ascii="Calibri" w:eastAsia="Calibri" w:hAnsi="Calibri" w:cs="Calibri"/>
@@ -893,7 +961,14 @@
               <w:rPr>
                 <w:rFonts w:ascii="Calibri" w:eastAsia="Calibri" w:hAnsi="Calibri" w:cs="Calibri"/>
               </w:rPr>
-              <w:t>[[Institucion</w:t>
+              <w:t>[[</w:t>
+            </w:r>
+            <w:proofErr w:type="spellStart"/>
+            <w:r>
+              <w:rPr>
+                <w:rFonts w:ascii="Calibri" w:eastAsia="Calibri" w:hAnsi="Calibri" w:cs="Calibri"/>
+              </w:rPr>
+              <w:t>Institucion</w:t>
             </w:r>
             <w:r>
               <w:rPr>
@@ -901,6 +976,7 @@
               </w:rPr>
               <w:t>Mayus</w:t>
             </w:r>
+            <w:proofErr w:type="spellEnd"/>
             <w:r>
               <w:rPr>
                 <w:rFonts w:ascii="Calibri" w:eastAsia="Calibri" w:hAnsi="Calibri" w:cs="Calibri"/>
@@ -954,12 +1030,14 @@
               </w:rPr>
               <w:t>[[</w:t>
             </w:r>
+            <w:proofErr w:type="spellStart"/>
             <w:r>
               <w:rPr>
                 <w:rFonts w:ascii="Calibri" w:eastAsia="Calibri" w:hAnsi="Calibri" w:cs="Calibri"/>
               </w:rPr>
               <w:t>Nit</w:t>
             </w:r>
+            <w:proofErr w:type="spellEnd"/>
             <w:r>
               <w:rPr>
                 <w:rFonts w:ascii="Calibri" w:eastAsia="Calibri" w:hAnsi="Calibri" w:cs="Calibri"/>
@@ -1144,16 +1222,26 @@
           <w:b/>
           <w:bCs/>
         </w:rPr>
-        <w:t>[[Ciudad</w:t>
-      </w:r>
+        <w:t>[[</w:t>
+      </w:r>
+      <w:proofErr w:type="spellStart"/>
       <w:r>
         <w:rPr>
           <w:rFonts w:ascii="Calibri" w:eastAsia="Calibri" w:hAnsi="Calibri" w:cs="Calibri"/>
           <w:b/>
           <w:bCs/>
         </w:rPr>
+        <w:t>Ciudad</w:t>
+      </w:r>
+      <w:r>
+        <w:rPr>
+          <w:rFonts w:ascii="Calibri" w:eastAsia="Calibri" w:hAnsi="Calibri" w:cs="Calibri"/>
+          <w:b/>
+          <w:bCs/>
+        </w:rPr>
         <w:t>Expedicion</w:t>
       </w:r>
+      <w:proofErr w:type="spellEnd"/>
       <w:r>
         <w:rPr>
           <w:rFonts w:ascii="Calibri" w:eastAsia="Calibri" w:hAnsi="Calibri" w:cs="Calibri"/>
@@ -1316,7 +1404,21 @@
         <w:rPr>
           <w:rFonts w:ascii="Calibri" w:eastAsia="Calibri" w:hAnsi="Calibri" w:cs="Calibri"/>
         </w:rPr>
-        <w:t>[[Institucion]]</w:t>
+        <w:t>[[</w:t>
+      </w:r>
+      <w:proofErr w:type="spellStart"/>
+      <w:r>
+        <w:rPr>
+          <w:rFonts w:ascii="Calibri" w:eastAsia="Calibri" w:hAnsi="Calibri" w:cs="Calibri"/>
+        </w:rPr>
+        <w:t>Institucion</w:t>
+      </w:r>
+      <w:proofErr w:type="spellEnd"/>
+      <w:r>
+        <w:rPr>
+          <w:rFonts w:ascii="Calibri" w:eastAsia="Calibri" w:hAnsi="Calibri" w:cs="Calibri"/>
+        </w:rPr>
+        <w:t>]]</w:t>
       </w:r>
       <w:r>
         <w:rPr>
@@ -1529,11 +1631,29 @@
           <w:b/>
           <w:bCs/>
         </w:rPr>
-        <w:t>[[FechaIngreso]]</w:t>
-      </w:r>
+        <w:t>[[</w:t>
+      </w:r>
+      <w:proofErr w:type="spellStart"/>
       <w:r>
         <w:rPr>
           <w:rFonts w:ascii="Calibri" w:eastAsia="Calibri" w:hAnsi="Calibri" w:cs="Calibri"/>
+          <w:b/>
+          <w:bCs/>
+        </w:rPr>
+        <w:t>FechaIngreso</w:t>
+      </w:r>
+      <w:proofErr w:type="spellEnd"/>
+      <w:r>
+        <w:rPr>
+          <w:rFonts w:ascii="Calibri" w:eastAsia="Calibri" w:hAnsi="Calibri" w:cs="Calibri"/>
+          <w:b/>
+          <w:bCs/>
+        </w:rPr>
+        <w:t>]]</w:t>
+      </w:r>
+      <w:r>
+        <w:rPr>
+          <w:rFonts w:ascii="Calibri" w:eastAsia="Calibri" w:hAnsi="Calibri" w:cs="Calibri"/>
         </w:rPr>
         <w:t xml:space="preserve"> </w:t>
       </w:r>
@@ -1549,16 +1669,26 @@
           <w:b/>
           <w:bCs/>
         </w:rPr>
-        <w:t>[[Fecha</w:t>
-      </w:r>
+        <w:t>[[</w:t>
+      </w:r>
+      <w:proofErr w:type="spellStart"/>
       <w:r>
         <w:rPr>
           <w:rFonts w:ascii="Calibri" w:eastAsia="Calibri" w:hAnsi="Calibri" w:cs="Calibri"/>
           <w:b/>
           <w:bCs/>
         </w:rPr>
+        <w:t>Fecha</w:t>
+      </w:r>
+      <w:r>
+        <w:rPr>
+          <w:rFonts w:ascii="Calibri" w:eastAsia="Calibri" w:hAnsi="Calibri" w:cs="Calibri"/>
+          <w:b/>
+          <w:bCs/>
+        </w:rPr>
         <w:t>Salida</w:t>
       </w:r>
+      <w:proofErr w:type="spellEnd"/>
       <w:r>
         <w:rPr>
           <w:rFonts w:ascii="Calibri" w:eastAsia="Calibri" w:hAnsi="Calibri" w:cs="Calibri"/>
@@ -3208,7 +3338,21 @@
         <w:rPr>
           <w:rFonts w:ascii="Calibri Light" w:hAnsi="Calibri Light" w:cs="Calibri Light"/>
         </w:rPr>
-        <w:t xml:space="preserve">, y en consecuencia se obliga a:  3.1.  Utilizar los Sistemas de Información únicamente para propósitos aprobados con ocasión del desarrollo del Contrato de Aprendizaje. 3.2. Mantener confidencialmente sus identificaciones, password y claves de acceso físico, y softwares oficiales instalados en su computadora personal o en la suministra por la </w:t>
+        <w:t xml:space="preserve">, y en consecuencia se obliga a:  3.1.  Utilizar los Sistemas de Información únicamente para propósitos aprobados con ocasión del desarrollo del Contrato de Aprendizaje. 3.2. Mantener confidencialmente sus identificaciones, </w:t>
+      </w:r>
+      <w:proofErr w:type="spellStart"/>
+      <w:r>
+        <w:rPr>
+          <w:rFonts w:ascii="Calibri Light" w:hAnsi="Calibri Light" w:cs="Calibri Light"/>
+        </w:rPr>
+        <w:t>password</w:t>
+      </w:r>
+      <w:proofErr w:type="spellEnd"/>
+      <w:r>
+        <w:rPr>
+          <w:rFonts w:ascii="Calibri Light" w:hAnsi="Calibri Light" w:cs="Calibri Light"/>
+        </w:rPr>
+        <w:t xml:space="preserve"> y claves de acceso físico, y softwares oficiales instalados en su computadora personal o en la suministra por la </w:t>
       </w:r>
       <w:r>
         <w:rPr>
@@ -5633,7 +5777,39 @@
           <w:lang w:val="es-ES"/>
         </w:rPr>
         <w:lastRenderedPageBreak/>
-        <w:t>Las PARTES se comprometen a cumplir todas las leyes y regulaciones vigentes, incluyendo la Ley 1778 de 2016, el FCPA, el UK Bribery Act y otras relacionadas con soborno, corrupción y conflictos de interés.</w:t>
+        <w:t xml:space="preserve">Las PARTES se comprometen a cumplir todas las leyes y regulaciones vigentes, incluyendo la Ley 1778 de 2016, el FCPA, el UK </w:t>
+      </w:r>
+      <w:proofErr w:type="spellStart"/>
+      <w:r>
+        <w:rPr>
+          <w:rFonts w:ascii="Calibri Light" w:hAnsi="Calibri Light" w:cs="Calibri Light"/>
+          <w:lang w:val="es-ES"/>
+        </w:rPr>
+        <w:t>Bribery</w:t>
+      </w:r>
+      <w:proofErr w:type="spellEnd"/>
+      <w:r>
+        <w:rPr>
+          <w:rFonts w:ascii="Calibri Light" w:hAnsi="Calibri Light" w:cs="Calibri Light"/>
+          <w:lang w:val="es-ES"/>
+        </w:rPr>
+        <w:t xml:space="preserve"> </w:t>
+      </w:r>
+      <w:proofErr w:type="spellStart"/>
+      <w:r>
+        <w:rPr>
+          <w:rFonts w:ascii="Calibri Light" w:hAnsi="Calibri Light" w:cs="Calibri Light"/>
+          <w:lang w:val="es-ES"/>
+        </w:rPr>
+        <w:t>Act</w:t>
+      </w:r>
+      <w:proofErr w:type="spellEnd"/>
+      <w:r>
+        <w:rPr>
+          <w:rFonts w:ascii="Calibri Light" w:hAnsi="Calibri Light" w:cs="Calibri Light"/>
+          <w:lang w:val="es-ES"/>
+        </w:rPr>
+        <w:t xml:space="preserve"> y otras relacionadas con soborno, corrupción y conflictos de interés.</w:t>
       </w:r>
     </w:p>
     <w:p>
@@ -5733,7 +5909,23 @@
           <w:rFonts w:ascii="Calibri Light" w:hAnsi="Calibri Light" w:cs="Calibri Light"/>
           <w:lang w:val="es-ES"/>
         </w:rPr>
-        <w:t>Las PARTES garantizarán que sus representantes no son funcionarios públicos y informarán sobre cualquier cambio en este estatus.</w:t>
+        <w:t xml:space="preserve">Las PARTES garantizarán que sus representantes no son funcionarios públicos </w:t>
+      </w:r>
+      <w:proofErr w:type="spellStart"/>
+      <w:r>
+        <w:rPr>
+          <w:rFonts w:ascii="Calibri Light" w:hAnsi="Calibri Light" w:cs="Calibri Light"/>
+          <w:lang w:val="es-ES"/>
+        </w:rPr>
+        <w:t>y</w:t>
+      </w:r>
+      <w:proofErr w:type="spellEnd"/>
+      <w:r>
+        <w:rPr>
+          <w:rFonts w:ascii="Calibri Light" w:hAnsi="Calibri Light" w:cs="Calibri Light"/>
+          <w:lang w:val="es-ES"/>
+        </w:rPr>
+        <w:t xml:space="preserve"> informarán sobre cualquier cambio en este estatus.</w:t>
       </w:r>
     </w:p>
     <w:p>
@@ -5919,13 +6111,23 @@
           <w:szCs w:val="22"/>
         </w:rPr>
       </w:pPr>
+      <w:proofErr w:type="spellStart"/>
       <w:r>
         <w:rPr>
           <w:rFonts w:ascii="Calibri Light" w:hAnsi="Calibri Light" w:cs="Calibri Light"/>
           <w:sz w:val="22"/>
           <w:szCs w:val="22"/>
         </w:rPr>
-        <w:t xml:space="preserve">ii. </w:t>
+        <w:t>ii</w:t>
+      </w:r>
+      <w:proofErr w:type="spellEnd"/>
+      <w:r>
+        <w:rPr>
+          <w:rFonts w:ascii="Calibri Light" w:hAnsi="Calibri Light" w:cs="Calibri Light"/>
+          <w:sz w:val="22"/>
+          <w:szCs w:val="22"/>
+        </w:rPr>
+        <w:t xml:space="preserve">. </w:t>
       </w:r>
       <w:r>
         <w:rPr>
@@ -5967,13 +6169,23 @@
           <w:szCs w:val="22"/>
         </w:rPr>
       </w:pPr>
+      <w:proofErr w:type="spellStart"/>
       <w:r>
         <w:rPr>
           <w:rFonts w:ascii="Calibri Light" w:hAnsi="Calibri Light" w:cs="Calibri Light"/>
           <w:sz w:val="22"/>
           <w:szCs w:val="22"/>
         </w:rPr>
-        <w:t xml:space="preserve">iii. </w:t>
+        <w:t>iii</w:t>
+      </w:r>
+      <w:proofErr w:type="spellEnd"/>
+      <w:r>
+        <w:rPr>
+          <w:rFonts w:ascii="Calibri Light" w:hAnsi="Calibri Light" w:cs="Calibri Light"/>
+          <w:sz w:val="22"/>
+          <w:szCs w:val="22"/>
+        </w:rPr>
+        <w:t xml:space="preserve">. </w:t>
       </w:r>
       <w:r>
         <w:rPr>
@@ -6477,7 +6689,23 @@
           <w:rFonts w:ascii="Calibri Light" w:hAnsi="Calibri Light" w:cs="Calibri Light"/>
           <w:b/>
         </w:rPr>
-        <w:t>[[FechaIngreso]]</w:t>
+        <w:t>[[</w:t>
+      </w:r>
+      <w:proofErr w:type="spellStart"/>
+      <w:r>
+        <w:rPr>
+          <w:rFonts w:ascii="Calibri Light" w:hAnsi="Calibri Light" w:cs="Calibri Light"/>
+          <w:b/>
+        </w:rPr>
+        <w:t>FechaIngreso</w:t>
+      </w:r>
+      <w:proofErr w:type="spellEnd"/>
+      <w:r>
+        <w:rPr>
+          <w:rFonts w:ascii="Calibri Light" w:hAnsi="Calibri Light" w:cs="Calibri Light"/>
+          <w:b/>
+        </w:rPr>
+        <w:t>]]</w:t>
       </w:r>
       <w:r>
         <w:rPr>
@@ -6491,7 +6719,23 @@
           <w:rFonts w:ascii="Calibri Light" w:hAnsi="Calibri Light" w:cs="Calibri Light"/>
           <w:b/>
         </w:rPr>
-        <w:t>[[FechaSalida]]</w:t>
+        <w:t>[[</w:t>
+      </w:r>
+      <w:proofErr w:type="spellStart"/>
+      <w:r>
+        <w:rPr>
+          <w:rFonts w:ascii="Calibri Light" w:hAnsi="Calibri Light" w:cs="Calibri Light"/>
+          <w:b/>
+        </w:rPr>
+        <w:t>FechaSalida</w:t>
+      </w:r>
+      <w:proofErr w:type="spellEnd"/>
+      <w:r>
+        <w:rPr>
+          <w:rFonts w:ascii="Calibri Light" w:hAnsi="Calibri Light" w:cs="Calibri Light"/>
+          <w:b/>
+        </w:rPr>
+        <w:t>]]</w:t>
       </w:r>
       <w:r>
         <w:rPr>
@@ -6534,7 +6778,21 @@
         <w:rPr>
           <w:rFonts w:ascii="Calibri Light" w:hAnsi="Calibri Light" w:cs="Calibri Light"/>
         </w:rPr>
-        <w:t>[[FechaLarga]]</w:t>
+        <w:t>[[</w:t>
+      </w:r>
+      <w:proofErr w:type="spellStart"/>
+      <w:r>
+        <w:rPr>
+          <w:rFonts w:ascii="Calibri Light" w:hAnsi="Calibri Light" w:cs="Calibri Light"/>
+        </w:rPr>
+        <w:t>FechaLarga</w:t>
+      </w:r>
+      <w:proofErr w:type="spellEnd"/>
+      <w:r>
+        <w:rPr>
+          <w:rFonts w:ascii="Calibri Light" w:hAnsi="Calibri Light" w:cs="Calibri Light"/>
+        </w:rPr>
+        <w:t>]]</w:t>
       </w:r>
       <w:r>
         <w:rPr>
@@ -6548,9 +6806,21 @@
         <w:spacing w:line="240" w:lineRule="auto"/>
         <w:jc w:val="both"/>
         <w:rPr>
-          <w:rFonts w:ascii="Calibri Light" w:hAnsi="Calibri Light" w:cs="Calibri Light"/>
-        </w:rPr>
-      </w:pPr>
+          <w:rFonts w:ascii="Calibri Light" w:eastAsia="Calibri" w:hAnsi="Calibri Light" w:cs="Calibri Light"/>
+        </w:rPr>
+      </w:pPr>
+      <w:r>
+        <w:rPr>
+          <w:rFonts w:ascii="Calibri Light" w:hAnsi="Calibri Light" w:cs="Calibri Light"/>
+        </w:rPr>
+        <w:br/>
+      </w:r>
+      <w:r>
+        <w:rPr>
+          <w:rFonts w:ascii="Calibri Light" w:hAnsi="Calibri Light" w:cs="Calibri Light"/>
+        </w:rPr>
+        <w:br/>
+      </w:r>
     </w:p>
     <w:p>
       <w:pPr>
@@ -6573,6 +6843,161 @@
           <w:tab w:val="left" w:pos="11344"/>
           <w:tab w:val="left" w:pos="12053"/>
         </w:tabs>
+        <w:spacing w:line="240" w:lineRule="auto"/>
+        <w:rPr>
+          <w:rFonts w:ascii="Calibri Light" w:eastAsia="Calibri" w:hAnsi="Calibri Light" w:cs="Calibri Light"/>
+        </w:rPr>
+      </w:pPr>
+      <w:r>
+        <w:rPr>
+          <w:rFonts w:ascii="Calibri Light" w:eastAsia="Calibri" w:hAnsi="Calibri Light" w:cs="Calibri Light"/>
+          <w:noProof/>
+        </w:rPr>
+        <mc:AlternateContent>
+          <mc:Choice Requires="wps">
+            <w:drawing>
+              <wp:anchor distT="0" distB="0" distL="114300" distR="114300" simplePos="0" relativeHeight="251659264" behindDoc="0" locked="0" layoutInCell="1" allowOverlap="1" wp14:anchorId="006DADA2" wp14:editId="3FF5A900">
+                <wp:simplePos x="0" y="0"/>
+                <wp:positionH relativeFrom="column">
+                  <wp:posOffset>2943225</wp:posOffset>
+                </wp:positionH>
+                <wp:positionV relativeFrom="paragraph">
+                  <wp:posOffset>0</wp:posOffset>
+                </wp:positionV>
+                <wp:extent cx="1943100" cy="0"/>
+                <wp:effectExtent l="38100" t="38100" r="57150" b="95250"/>
+                <wp:wrapNone/>
+                <wp:docPr id="2" name="Conector: angular 2"/>
+                <wp:cNvGraphicFramePr/>
+                <a:graphic xmlns:a="http://schemas.openxmlformats.org/drawingml/2006/main">
+                  <a:graphicData uri="http://schemas.microsoft.com/office/word/2010/wordprocessingShape">
+                    <wps:wsp>
+                      <wps:cNvCnPr/>
+                      <wps:spPr>
+                        <a:xfrm>
+                          <a:off x="0" y="0"/>
+                          <a:ext cx="1943100" cy="0"/>
+                        </a:xfrm>
+                        <a:prstGeom prst="bentConnector3">
+                          <a:avLst/>
+                        </a:prstGeom>
+                        <a:ln w="6350"/>
+                      </wps:spPr>
+                      <wps:style>
+                        <a:lnRef idx="2">
+                          <a:schemeClr val="dk1"/>
+                        </a:lnRef>
+                        <a:fillRef idx="0">
+                          <a:schemeClr val="dk1"/>
+                        </a:fillRef>
+                        <a:effectRef idx="1">
+                          <a:schemeClr val="dk1"/>
+                        </a:effectRef>
+                        <a:fontRef idx="minor">
+                          <a:schemeClr val="tx1"/>
+                        </a:fontRef>
+                      </wps:style>
+                      <wps:bodyPr/>
+                    </wps:wsp>
+                  </a:graphicData>
+                </a:graphic>
+                <wp14:sizeRelH relativeFrom="margin">
+                  <wp14:pctWidth>0</wp14:pctWidth>
+                </wp14:sizeRelH>
+                <wp14:sizeRelV relativeFrom="margin">
+                  <wp14:pctHeight>0</wp14:pctHeight>
+                </wp14:sizeRelV>
+              </wp:anchor>
+            </w:drawing>
+          </mc:Choice>
+          <mc:Fallback>
+            <w:pict>
+              <v:shapetype w14:anchorId="0D7B7EB2" id="_x0000_t34" coordsize="21600,21600" o:spt="34" o:oned="t" adj="10800" path="m,l@0,0@0,21600,21600,21600e" filled="f">
+                <v:stroke joinstyle="miter"/>
+                <v:formulas>
+                  <v:f eqn="val #0"/>
+                </v:formulas>
+                <v:path arrowok="t" fillok="f" o:connecttype="none"/>
+                <v:handles>
+                  <v:h position="#0,center"/>
+                </v:handles>
+                <o:lock v:ext="edit" shapetype="t"/>
+              </v:shapetype>
+              <v:shape id="Conector: angular 2" o:spid="_x0000_s1026" type="#_x0000_t34" style="position:absolute;margin-left:231.75pt;margin-top:0;width:153pt;height:0;z-index:251659264;visibility:visible;mso-wrap-style:square;mso-width-percent:0;mso-height-percent:0;mso-wrap-distance-left:9pt;mso-wrap-distance-top:0;mso-wrap-distance-right:9pt;mso-wrap-distance-bottom:0;mso-position-horizontal:absolute;mso-position-horizontal-relative:text;mso-position-vertical:absolute;mso-position-vertical-relative:text;mso-width-percent:0;mso-height-percent:0;mso-width-relative:margin;mso-height-relative:margin" o:gfxdata="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" strokecolor="black [3200]" strokeweight=".5pt"/>
+            </w:pict>
+          </mc:Fallback>
+        </mc:AlternateContent>
+      </w:r>
+      <w:r>
+        <w:rPr>
+          <w:rFonts w:ascii="Calibri Light" w:eastAsia="Calibri" w:hAnsi="Calibri Light" w:cs="Calibri Light"/>
+          <w:noProof/>
+        </w:rPr>
+        <mc:AlternateContent>
+          <mc:Choice Requires="wps">
+            <w:drawing>
+              <wp:anchor distT="0" distB="0" distL="114300" distR="114300" simplePos="0" relativeHeight="251660288" behindDoc="0" locked="0" layoutInCell="1" allowOverlap="1" wp14:anchorId="588257C8" wp14:editId="1B6E678B">
+                <wp:simplePos x="0" y="0"/>
+                <wp:positionH relativeFrom="column">
+                  <wp:posOffset>28575</wp:posOffset>
+                </wp:positionH>
+                <wp:positionV relativeFrom="paragraph">
+                  <wp:posOffset>5080</wp:posOffset>
+                </wp:positionV>
+                <wp:extent cx="1943100" cy="0"/>
+                <wp:effectExtent l="38100" t="38100" r="57150" b="95250"/>
+                <wp:wrapNone/>
+                <wp:docPr id="3" name="Conector: angular 3"/>
+                <wp:cNvGraphicFramePr/>
+                <a:graphic xmlns:a="http://schemas.openxmlformats.org/drawingml/2006/main">
+                  <a:graphicData uri="http://schemas.microsoft.com/office/word/2010/wordprocessingShape">
+                    <wps:wsp>
+                      <wps:cNvCnPr/>
+                      <wps:spPr>
+                        <a:xfrm>
+                          <a:off x="0" y="0"/>
+                          <a:ext cx="1943100" cy="0"/>
+                        </a:xfrm>
+                        <a:prstGeom prst="bentConnector3">
+                          <a:avLst/>
+                        </a:prstGeom>
+                        <a:ln w="6350"/>
+                      </wps:spPr>
+                      <wps:style>
+                        <a:lnRef idx="2">
+                          <a:schemeClr val="dk1"/>
+                        </a:lnRef>
+                        <a:fillRef idx="0">
+                          <a:schemeClr val="dk1"/>
+                        </a:fillRef>
+                        <a:effectRef idx="1">
+                          <a:schemeClr val="dk1"/>
+                        </a:effectRef>
+                        <a:fontRef idx="minor">
+                          <a:schemeClr val="tx1"/>
+                        </a:fontRef>
+                      </wps:style>
+                      <wps:bodyPr/>
+                    </wps:wsp>
+                  </a:graphicData>
+                </a:graphic>
+              </wp:anchor>
+            </w:drawing>
+          </mc:Choice>
+          <mc:Fallback>
+            <w:pict>
+              <v:shape w14:anchorId="01B8E521" id="Conector: angular 3" o:spid="_x0000_s1026" type="#_x0000_t34" style="position:absolute;margin-left:2.25pt;margin-top:.4pt;width:153pt;height:0;z-index:251660288;visibility:visible;mso-wrap-style:square;mso-wrap-distance-left:9pt;mso-wrap-distance-top:0;mso-wrap-distance-right:9pt;mso-wrap-distance-bottom:0;mso-position-horizontal:absolute;mso-position-horizontal-relative:text;mso-position-vertical:absolute;mso-position-vertical-relative:text" o:gfxdata="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" strokecolor="black [3200]" strokeweight=".5pt"/>
+            </w:pict>
+          </mc:Fallback>
+        </mc:AlternateContent>
+      </w:r>
+      <w:r>
+        <w:rPr>
+          <w:rFonts w:ascii="Calibri Light" w:eastAsia="Calibri" w:hAnsi="Calibri Light" w:cs="Calibri Light"/>
+        </w:rPr>
+        <w:br/>
+      </w:r>
+      <w:r>
         <w:rPr>
           <w:rFonts w:ascii="Calibri" w:eastAsia="Calibri" w:hAnsi="Calibri" w:cs="Calibri"/>
           <w:b/>
@@ -6580,7 +7005,9 @@
           <w:sz w:val="23"/>
           <w:szCs w:val="23"/>
         </w:rPr>
-      </w:pPr>
+        <w:t xml:space="preserve">LAURA CRISTINA CERÓN MUÑOZ                           </w:t>
+      </w:r>
+      <w:proofErr w:type="gramStart"/>
       <w:r>
         <w:rPr>
           <w:rFonts w:ascii="Calibri" w:eastAsia="Calibri" w:hAnsi="Calibri" w:cs="Calibri"/>
@@ -6589,8 +7016,9 @@
           <w:sz w:val="23"/>
           <w:szCs w:val="23"/>
         </w:rPr>
-        <w:t xml:space="preserve">LAURA CRISTINA CERÓN MUÑOZ                                     </w:t>
-      </w:r>
+        <w:t xml:space="preserve">   [</w:t>
+      </w:r>
+      <w:proofErr w:type="gramEnd"/>
       <w:r>
         <w:rPr>
           <w:rFonts w:ascii="Calibri" w:eastAsia="Calibri" w:hAnsi="Calibri" w:cs="Calibri"/>
@@ -6599,8 +7027,7 @@
           <w:sz w:val="23"/>
           <w:szCs w:val="23"/>
         </w:rPr>
-        <w:tab/>
-        <w:t xml:space="preserve">[[Nombre]]    </w:t>
+        <w:t xml:space="preserve">[Nombre]]    </w:t>
       </w:r>
       <w:r>
         <w:rPr>
@@ -6651,40 +7078,9 @@
           <w:sz w:val="23"/>
           <w:szCs w:val="23"/>
         </w:rPr>
-        <w:t xml:space="preserve">C.C. No. 52.705.312                                                                </w:t>
-      </w:r>
-      <w:r>
-        <w:rPr>
-          <w:rFonts w:ascii="Calibri" w:eastAsia="Calibri" w:hAnsi="Calibri" w:cs="Calibri"/>
-          <w:b/>
-          <w:bCs/>
-          <w:sz w:val="23"/>
-          <w:szCs w:val="23"/>
-        </w:rPr>
-        <w:tab/>
-        <w:t>C.C. No. [[Cedula]]</w:t>
-      </w:r>
-    </w:p>
-    <w:p>
-      <w:pPr>
-        <w:spacing w:line="240" w:lineRule="auto"/>
-        <w:jc w:val="both"/>
-        <w:rPr>
-          <w:rFonts w:ascii="Calibri Light" w:hAnsi="Calibri Light" w:cs="Calibri Light"/>
-          <w:b/>
-        </w:rPr>
-      </w:pPr>
-    </w:p>
-    <w:bookmarkEnd w:id="13"/>
-    <w:p>
-      <w:pPr>
-        <w:spacing w:line="240" w:lineRule="auto"/>
-        <w:jc w:val="both"/>
-        <w:rPr>
-          <w:rFonts w:ascii="Calibri Light" w:hAnsi="Calibri Light" w:cs="Calibri Light"/>
-          <w:b/>
-        </w:rPr>
-      </w:pPr>
+        <w:t>C.C. No. 52.705.312                                                      C.C. No. [[Cedula]]</w:t>
+      </w:r>
+      <w:bookmarkEnd w:id="13"/>
     </w:p>
     <w:sectPr>
       <w:headerReference w:type="default" r:id="rId11"/>
@@ -12097,26 +12493,6 @@
 </file>
 
 <file path=customXml/item1.xml><?xml version="1.0" encoding="utf-8"?>
-<?mso-contentType ?>
-<FormTemplates xmlns="http://schemas.microsoft.com/sharepoint/v3/contenttype/forms">
-  <Display>DocumentLibraryForm</Display>
-  <Edit>DocumentLibraryForm</Edit>
-  <New>DocumentLibraryForm</New>
-</FormTemplates>
-</file>
-
-<file path=customXml/item2.xml><?xml version="1.0" encoding="utf-8"?>
-<p:properties xmlns:p="http://schemas.microsoft.com/office/2006/metadata/properties" xmlns:xsi="http://www.w3.org/2001/XMLSchema-instance" xmlns:pc="http://schemas.microsoft.com/office/infopath/2007/PartnerControls">
-  <documentManagement>
-    <TaxCatchAll xmlns="066ccb5b-8359-4381-bc69-015bbf4ecd57" xsi:nil="true"/>
-    <lcf76f155ced4ddcb4097134ff3c332f xmlns="d861acd4-5958-4b32-8562-fdadb39bd713">
-      <Terms xmlns="http://schemas.microsoft.com/office/infopath/2007/PartnerControls"/>
-    </lcf76f155ced4ddcb4097134ff3c332f>
-  </documentManagement>
-</p:properties>
-</file>
-
-<file path=customXml/item3.xml><?xml version="1.0" encoding="utf-8"?>
 <ct:contentTypeSchema xmlns:ct="http://schemas.microsoft.com/office/2006/metadata/contentType" xmlns:ma="http://schemas.microsoft.com/office/2006/metadata/properties/metaAttributes" ct:_="" ma:_="" ma:contentTypeName="Documento" ma:contentTypeID="0x010100ADC0E8C736599C42A26D8B6E813C34E2" ma:contentTypeVersion="13" ma:contentTypeDescription="Crear nuevo documento." ma:contentTypeScope="" ma:versionID="527b740b011a8c1f4203bc2a72baddff">
   <xsd:schema xmlns:xsd="http://www.w3.org/2001/XMLSchema" xmlns:xs="http://www.w3.org/2001/XMLSchema" xmlns:p="http://schemas.microsoft.com/office/2006/metadata/properties" xmlns:ns2="d861acd4-5958-4b32-8562-fdadb39bd713" xmlns:ns3="066ccb5b-8359-4381-bc69-015bbf4ecd57" targetNamespace="http://schemas.microsoft.com/office/2006/metadata/properties" ma:root="true" ma:fieldsID="82503d6bf42c5ec6721763a5eb501459" ns2:_="" ns3:_="">
     <xsd:import namespace="d861acd4-5958-4b32-8562-fdadb39bd713"/>
@@ -12323,10 +12699,41 @@
 </ct:contentTypeSchema>
 </file>
 
+<file path=customXml/item2.xml><?xml version="1.0" encoding="utf-8"?>
+<p:properties xmlns:p="http://schemas.microsoft.com/office/2006/metadata/properties" xmlns:xsi="http://www.w3.org/2001/XMLSchema-instance" xmlns:pc="http://schemas.microsoft.com/office/infopath/2007/PartnerControls">
+  <documentManagement>
+    <TaxCatchAll xmlns="066ccb5b-8359-4381-bc69-015bbf4ecd57" xsi:nil="true"/>
+    <lcf76f155ced4ddcb4097134ff3c332f xmlns="d861acd4-5958-4b32-8562-fdadb39bd713">
+      <Terms xmlns="http://schemas.microsoft.com/office/infopath/2007/PartnerControls"/>
+    </lcf76f155ced4ddcb4097134ff3c332f>
+  </documentManagement>
+</p:properties>
+</file>
+
+<file path=customXml/item3.xml><?xml version="1.0" encoding="utf-8"?>
+<?mso-contentType ?>
+<FormTemplates xmlns="http://schemas.microsoft.com/sharepoint/v3/contenttype/forms">
+  <Display>DocumentLibraryForm</Display>
+  <Edit>DocumentLibraryForm</Edit>
+  <New>DocumentLibraryForm</New>
+</FormTemplates>
+</file>
+
 <file path=customXml/itemProps1.xml><?xml version="1.0" encoding="utf-8"?>
-<ds:datastoreItem xmlns:ds="http://schemas.openxmlformats.org/officeDocument/2006/customXml" ds:itemID="{9224B5AD-2AA2-4170-B0F2-AB98E2632C94}">
+<ds:datastoreItem xmlns:ds="http://schemas.openxmlformats.org/officeDocument/2006/customXml" ds:itemID="{F7124DEF-F927-4FD5-8347-44E7790B27C3}">
   <ds:schemaRefs>
-    <ds:schemaRef ds:uri="http://schemas.microsoft.com/sharepoint/v3/contenttype/forms"/>
+    <ds:schemaRef ds:uri="http://schemas.microsoft.com/office/2006/metadata/contentType"/>
+    <ds:schemaRef ds:uri="http://schemas.microsoft.com/office/2006/metadata/properties/metaAttributes"/>
+    <ds:schemaRef ds:uri="http://www.w3.org/2001/XMLSchema"/>
+    <ds:schemaRef ds:uri="http://schemas.microsoft.com/office/2006/metadata/properties"/>
+    <ds:schemaRef ds:uri="d861acd4-5958-4b32-8562-fdadb39bd713"/>
+    <ds:schemaRef ds:uri="066ccb5b-8359-4381-bc69-015bbf4ecd57"/>
+    <ds:schemaRef ds:uri="http://schemas.microsoft.com/office/2006/documentManagement/types"/>
+    <ds:schemaRef ds:uri="http://schemas.microsoft.com/office/infopath/2007/PartnerControls"/>
+    <ds:schemaRef ds:uri="http://schemas.openxmlformats.org/package/2006/metadata/core-properties"/>
+    <ds:schemaRef ds:uri="http://purl.org/dc/elements/1.1/"/>
+    <ds:schemaRef ds:uri="http://purl.org/dc/terms/"/>
+    <ds:schemaRef ds:uri="http://schemas.microsoft.com/internal/obd"/>
   </ds:schemaRefs>
 </ds:datastoreItem>
 </file>
@@ -12343,20 +12750,9 @@
 </file>
 
 <file path=customXml/itemProps3.xml><?xml version="1.0" encoding="utf-8"?>
-<ds:datastoreItem xmlns:ds="http://schemas.openxmlformats.org/officeDocument/2006/customXml" ds:itemID="{F7124DEF-F927-4FD5-8347-44E7790B27C3}">
+<ds:datastoreItem xmlns:ds="http://schemas.openxmlformats.org/officeDocument/2006/customXml" ds:itemID="{9224B5AD-2AA2-4170-B0F2-AB98E2632C94}">
   <ds:schemaRefs>
-    <ds:schemaRef ds:uri="http://schemas.microsoft.com/office/2006/metadata/contentType"/>
-    <ds:schemaRef ds:uri="http://schemas.microsoft.com/office/2006/metadata/properties/metaAttributes"/>
-    <ds:schemaRef ds:uri="http://www.w3.org/2001/XMLSchema"/>
-    <ds:schemaRef ds:uri="http://schemas.microsoft.com/office/2006/metadata/properties"/>
-    <ds:schemaRef ds:uri="d861acd4-5958-4b32-8562-fdadb39bd713"/>
-    <ds:schemaRef ds:uri="066ccb5b-8359-4381-bc69-015bbf4ecd57"/>
-    <ds:schemaRef ds:uri="http://schemas.microsoft.com/office/2006/documentManagement/types"/>
-    <ds:schemaRef ds:uri="http://schemas.microsoft.com/office/infopath/2007/PartnerControls"/>
-    <ds:schemaRef ds:uri="http://schemas.openxmlformats.org/package/2006/metadata/core-properties"/>
-    <ds:schemaRef ds:uri="http://purl.org/dc/elements/1.1/"/>
-    <ds:schemaRef ds:uri="http://purl.org/dc/terms/"/>
-    <ds:schemaRef ds:uri="http://schemas.microsoft.com/internal/obd"/>
+    <ds:schemaRef ds:uri="http://schemas.microsoft.com/sharepoint/v3/contenttype/forms"/>
   </ds:schemaRefs>
 </ds:datastoreItem>
 </file>